--- a/6.devops/3.HELM-charts/1.Helm-Laxma-durgasoft.docx
+++ b/6.devops/3.HELM-charts/1.Helm-Laxma-durgasoft.docx
@@ -212,6 +212,27 @@
         </w:rPr>
       </w:pPr>
       <w:r>
+        <w:t xml:space="preserve">Helm is just a tool that generates/manages Kubernetes </w:t>
+      </w:r>
+      <w:r>
+        <w:t xml:space="preserve">big single </w:t>
+      </w:r>
+      <w:r>
+        <w:t>YAML.</w:t>
+      </w:r>
+    </w:p>
+    <w:p>
+      <w:pPr>
+        <w:pStyle w:val="ListParagraph"/>
+        <w:numPr>
+          <w:ilvl w:val="0"/>
+          <w:numId w:val="26"/>
+        </w:numPr>
+        <w:rPr>
+          <w:lang w:val="en-US"/>
+        </w:rPr>
+      </w:pPr>
+      <w:r>
         <w:rPr>
           <w:lang w:val="en-US"/>
         </w:rPr>
@@ -484,7 +505,6 @@
         <w:rPr>
           <w:lang w:val="en-US"/>
         </w:rPr>
-        <w:lastRenderedPageBreak/>
         <w:t>I</w:t>
       </w:r>
       <w:r>
@@ -740,7 +760,7 @@
             <w:r>
               <w:rPr>
                 <w:noProof/>
-                <w:lang w:eastAsia="en-IN" w:bidi="te-IN"/>
+                <w:lang w:eastAsia="en-IN"/>
                 <w14:shadow w14:blurRad="0" w14:dist="0" w14:dir="0" w14:sx="0" w14:sy="0" w14:kx="0" w14:ky="0" w14:algn="none">
                   <w14:srgbClr w14:val="000000"/>
                 </w14:shadow>
@@ -1059,6 +1079,2510 @@
           <w:ilvl w:val="0"/>
           <w:numId w:val="4"/>
         </w:numPr>
+        <w:ind w:left="1440" w:hanging="1080"/>
+      </w:pPr>
+      <w:r>
+        <w:t>Important points</w:t>
+      </w:r>
+    </w:p>
+    <w:p>
+      <w:r>
+        <w:t xml:space="preserve">When config map data changes we can restart the pods automatically </w:t>
+      </w:r>
+    </w:p>
+    <w:tbl>
+      <w:tblPr>
+        <w:tblStyle w:val="TableGrid"/>
+        <w:tblW w:w="0" w:type="auto"/>
+        <w:tblLook w:val="04A0" w:firstRow="1" w:lastRow="0" w:firstColumn="1" w:lastColumn="0" w:noHBand="0" w:noVBand="1"/>
+      </w:tblPr>
+      <w:tblGrid>
+        <w:gridCol w:w="11515"/>
+        <w:gridCol w:w="11515"/>
+      </w:tblGrid>
+      <w:tr>
+        <w:tc>
+          <w:tcPr>
+            <w:tcW w:w="11515" w:type="dxa"/>
+          </w:tcPr>
+          <w:p>
+            <w:r>
+              <w:t xml:space="preserve">below yaml is part of deployment.yaml , </w:t>
+            </w:r>
+          </w:p>
+          <w:p>
+            <w:r>
+              <w:t>spec:</w:t>
+            </w:r>
+          </w:p>
+          <w:p>
+            <w:r>
+              <w:t xml:space="preserve">  template:</w:t>
+            </w:r>
+          </w:p>
+          <w:p>
+            <w:r>
+              <w:t xml:space="preserve">    metadata:</w:t>
+            </w:r>
+          </w:p>
+          <w:p>
+            <w:r>
+              <w:t xml:space="preserve">      annotations:</w:t>
+            </w:r>
+          </w:p>
+          <w:p>
+            <w:r>
+              <w:t xml:space="preserve">        </w:t>
+            </w:r>
+            <w:r>
+              <w:rPr>
+                <w:highlight w:val="yellow"/>
+              </w:rPr>
+              <w:t>key: ”release-1”</w:t>
+            </w:r>
+          </w:p>
+          <w:p>
+            <w:r>
+              <w:t xml:space="preserve">        checksum/config: "abc123"</w:t>
+            </w:r>
+            <w:r>
+              <w:t xml:space="preserve"> // </w:t>
+            </w:r>
+            <w:r>
+              <w:rPr>
+                <w:color w:val="B22600" w:themeColor="accent6"/>
+              </w:rPr>
+              <w:t>here if any of the annotation changes then kub will recreate all the pods</w:t>
+            </w:r>
+            <w:r>
+              <w:rPr>
+                <w:color w:val="B22600" w:themeColor="accent6"/>
+              </w:rPr>
+              <w:t xml:space="preserve"> by creating new replica set</w:t>
+            </w:r>
+          </w:p>
+        </w:tc>
+        <w:tc>
+          <w:tcPr>
+            <w:tcW w:w="11515" w:type="dxa"/>
+          </w:tcPr>
+          <w:p>
+            <w:r>
+              <w:t xml:space="preserve">approach-1 when and </w:t>
+            </w:r>
+            <w:r>
+              <w:t xml:space="preserve">how it will restart, </w:t>
+            </w:r>
+          </w:p>
+          <w:p>
+            <w:r>
+              <w:t xml:space="preserve">in realtime helm is going to create this big yaml file, in that </w:t>
+            </w:r>
+            <w:r>
+              <w:rPr>
+                <w:highlight w:val="yellow"/>
+              </w:rPr>
+              <w:t>key=release-1</w:t>
+            </w:r>
+          </w:p>
+          <w:p>
+            <w:r>
+              <w:t>in second deployment, developer can update modify that yaml file to key=release-</w:t>
+            </w:r>
+            <w:r>
+              <w:rPr>
+                <w:highlight w:val="yellow"/>
+              </w:rPr>
+              <w:t>2</w:t>
+            </w:r>
+          </w:p>
+          <w:p>
+            <w:r>
+              <w:t xml:space="preserve">then kubernetes will detect the change from release-1 to release-2 </w:t>
+            </w:r>
+            <w:r>
+              <w:t xml:space="preserve">and it will create the new replica set- </w:t>
+            </w:r>
+          </w:p>
+          <w:p>
+            <w:r>
+              <w:t xml:space="preserve"> </w:t>
+            </w:r>
+          </w:p>
+        </w:tc>
+      </w:tr>
+    </w:tbl>
+    <w:p/>
+    <w:p/>
+    <w:tbl>
+      <w:tblPr>
+        <w:tblStyle w:val="TableGrid"/>
+        <w:tblW w:w="0" w:type="auto"/>
+        <w:tblLook w:val="04A0" w:firstRow="1" w:lastRow="0" w:firstColumn="1" w:lastColumn="0" w:noHBand="0" w:noVBand="1"/>
+      </w:tblPr>
+      <w:tblGrid>
+        <w:gridCol w:w="11515"/>
+        <w:gridCol w:w="11515"/>
+      </w:tblGrid>
+      <w:tr>
+        <w:tc>
+          <w:tcPr>
+            <w:tcW w:w="11515" w:type="dxa"/>
+          </w:tcPr>
+          <w:p>
+            <w:r>
+              <w:lastRenderedPageBreak/>
+              <w:t>appr</w:t>
+            </w:r>
+            <w:r>
+              <w:t>o</w:t>
+            </w:r>
+            <w:r>
+              <w:t>ach 2- in real time we will create the key: sha256(config map value)</w:t>
+            </w:r>
+          </w:p>
+          <w:p>
+            <w:r>
+              <w:t>means we are creating the hash value of the configmap.yaml file</w:t>
+            </w:r>
+          </w:p>
+          <w:p>
+            <w:r>
+              <w:t>when</w:t>
+            </w:r>
+            <w:r>
+              <w:t xml:space="preserve"> we change configmap data </w:t>
+            </w:r>
+            <w:r>
+              <w:t xml:space="preserve">and </w:t>
+            </w:r>
+          </w:p>
+          <w:p>
+            <w:pPr>
+              <w:pStyle w:val="ListParagraph"/>
+              <w:numPr>
+                <w:ilvl w:val="0"/>
+                <w:numId w:val="4"/>
+              </w:numPr>
+            </w:pPr>
+            <w:r>
+              <w:t xml:space="preserve">if we run helm template . </w:t>
+            </w:r>
+            <w:r>
+              <w:t xml:space="preserve"> command</w:t>
+            </w:r>
+          </w:p>
+          <w:p>
+            <w:pPr>
+              <w:pStyle w:val="ListParagraph"/>
+              <w:numPr>
+                <w:ilvl w:val="0"/>
+                <w:numId w:val="4"/>
+              </w:numPr>
+            </w:pPr>
+            <w:r>
+              <w:t xml:space="preserve">then entire full yaml file will be recreated </w:t>
+            </w:r>
+          </w:p>
+          <w:p>
+            <w:pPr>
+              <w:pStyle w:val="ListParagraph"/>
+              <w:numPr>
+                <w:ilvl w:val="0"/>
+                <w:numId w:val="4"/>
+              </w:numPr>
+            </w:pPr>
+            <w:r>
+              <w:t xml:space="preserve">hash value will be </w:t>
+            </w:r>
+            <w:r>
+              <w:t>re-</w:t>
+            </w:r>
+            <w:r>
+              <w:t>calculated</w:t>
+            </w:r>
+            <w:r>
+              <w:t xml:space="preserve"> and kept in deployment.yaml file </w:t>
+            </w:r>
+            <w:r>
+              <w:t>,</w:t>
+            </w:r>
+          </w:p>
+          <w:p>
+            <w:pPr>
+              <w:pStyle w:val="ListParagraph"/>
+              <w:numPr>
+                <w:ilvl w:val="0"/>
+                <w:numId w:val="4"/>
+              </w:numPr>
+            </w:pPr>
+            <w:r>
+              <w:t xml:space="preserve"> and we will directly </w:t>
+            </w:r>
+            <w:r>
+              <w:t>pass this to kubernetes</w:t>
+            </w:r>
+          </w:p>
+          <w:p>
+            <w:pPr>
+              <w:pStyle w:val="ListParagraph"/>
+              <w:numPr>
+                <w:ilvl w:val="0"/>
+                <w:numId w:val="4"/>
+              </w:numPr>
+            </w:pPr>
+            <w:r>
+              <w:t xml:space="preserve">Kub will detect annotation changed and it will redeploy all pods </w:t>
+            </w:r>
+          </w:p>
+          <w:p/>
+          <w:p/>
+        </w:tc>
+        <w:tc>
+          <w:tcPr>
+            <w:tcW w:w="11515" w:type="dxa"/>
+          </w:tcPr>
+          <w:p/>
+        </w:tc>
+      </w:tr>
+    </w:tbl>
+    <w:p/>
+    <w:tbl>
+      <w:tblPr>
+        <w:tblStyle w:val="TableGrid"/>
+        <w:tblW w:w="0" w:type="auto"/>
+        <w:tblLook w:val="04A0" w:firstRow="1" w:lastRow="0" w:firstColumn="1" w:lastColumn="0" w:noHBand="0" w:noVBand="1"/>
+      </w:tblPr>
+      <w:tblGrid>
+        <w:gridCol w:w="11515"/>
+        <w:gridCol w:w="11515"/>
+      </w:tblGrid>
+      <w:tr>
+        <w:tc>
+          <w:tcPr>
+            <w:tcW w:w="11515" w:type="dxa"/>
+          </w:tcPr>
+          <w:p>
+            <w:pPr>
+              <w:pStyle w:val="Heading3"/>
+              <w:rPr>
+                <w:rFonts w:ascii="Times New Roman" w:hAnsi="Times New Roman"/>
+                <w:sz w:val="27"/>
+                <w14:shadow w14:blurRad="0" w14:dist="0" w14:dir="0" w14:sx="0" w14:sy="0" w14:kx="0" w14:ky="0" w14:algn="none">
+                  <w14:srgbClr w14:val="000000"/>
+                </w14:shadow>
+              </w:rPr>
+            </w:pPr>
+            <w:r>
+              <w:t xml:space="preserve">2. ConfigMap mounted as a volume </w:t>
+            </w:r>
+            <w:r>
+              <w:rPr>
+                <w:rFonts w:ascii="Segoe UI Symbol" w:hAnsi="Segoe UI Symbol" w:cs="Segoe UI Symbol"/>
+              </w:rPr>
+              <w:t>✅</w:t>
+            </w:r>
+            <w:r>
+              <w:t xml:space="preserve"> </w:t>
+            </w:r>
+            <w:r>
+              <w:rPr>
+                <w:rFonts w:ascii="Cambria" w:hAnsi="Cambria" w:cs="Cambria"/>
+              </w:rPr>
+              <w:t>—</w:t>
+            </w:r>
+            <w:r>
+              <w:t xml:space="preserve"> File usually gets updated</w:t>
+            </w:r>
+          </w:p>
+          <w:p>
+            <w:pPr>
+              <w:pStyle w:val="NormalWeb"/>
+            </w:pPr>
+            <w:r>
+              <w:t>Example:</w:t>
+            </w:r>
+          </w:p>
+          <w:p>
+            <w:pPr>
+              <w:pStyle w:val="HTMLPreformatted"/>
+              <w:rPr>
+                <w:rStyle w:val="HTMLCode"/>
+                <w:rFonts w:eastAsiaTheme="majorEastAsia"/>
+              </w:rPr>
+            </w:pPr>
+            <w:r>
+              <w:rPr>
+                <w:rStyle w:val="HTMLCode"/>
+                <w:rFonts w:eastAsiaTheme="majorEastAsia"/>
+              </w:rPr>
+              <w:t>volumes:</w:t>
+            </w:r>
+          </w:p>
+          <w:p>
+            <w:pPr>
+              <w:pStyle w:val="HTMLPreformatted"/>
+              <w:rPr>
+                <w:rStyle w:val="HTMLCode"/>
+                <w:rFonts w:eastAsiaTheme="majorEastAsia"/>
+              </w:rPr>
+            </w:pPr>
+            <w:r>
+              <w:rPr>
+                <w:rStyle w:val="HTMLCode"/>
+                <w:rFonts w:eastAsiaTheme="majorEastAsia"/>
+              </w:rPr>
+              <w:t xml:space="preserve">  - name: config-volume</w:t>
+            </w:r>
+          </w:p>
+          <w:p>
+            <w:pPr>
+              <w:pStyle w:val="HTMLPreformatted"/>
+              <w:rPr>
+                <w:rStyle w:val="HTMLCode"/>
+                <w:rFonts w:eastAsiaTheme="majorEastAsia"/>
+              </w:rPr>
+            </w:pPr>
+            <w:r>
+              <w:rPr>
+                <w:rStyle w:val="HTMLCode"/>
+                <w:rFonts w:eastAsiaTheme="majorEastAsia"/>
+              </w:rPr>
+              <w:t xml:space="preserve">    configMap:</w:t>
+            </w:r>
+          </w:p>
+          <w:p>
+            <w:pPr>
+              <w:pStyle w:val="HTMLPreformatted"/>
+              <w:rPr>
+                <w:rStyle w:val="HTMLCode"/>
+                <w:rFonts w:eastAsiaTheme="majorEastAsia"/>
+              </w:rPr>
+            </w:pPr>
+            <w:r>
+              <w:rPr>
+                <w:rStyle w:val="HTMLCode"/>
+                <w:rFonts w:eastAsiaTheme="majorEastAsia"/>
+              </w:rPr>
+              <w:t xml:space="preserve">      name: my-config</w:t>
+            </w:r>
+          </w:p>
+          <w:p>
+            <w:pPr>
+              <w:pStyle w:val="HTMLPreformatted"/>
+              <w:rPr>
+                <w:rStyle w:val="HTMLCode"/>
+                <w:rFonts w:eastAsiaTheme="majorEastAsia"/>
+              </w:rPr>
+            </w:pPr>
+          </w:p>
+          <w:p>
+            <w:pPr>
+              <w:pStyle w:val="HTMLPreformatted"/>
+              <w:rPr>
+                <w:rStyle w:val="HTMLCode"/>
+                <w:rFonts w:eastAsiaTheme="majorEastAsia"/>
+              </w:rPr>
+            </w:pPr>
+            <w:r>
+              <w:rPr>
+                <w:rStyle w:val="HTMLCode"/>
+                <w:rFonts w:eastAsiaTheme="majorEastAsia"/>
+              </w:rPr>
+              <w:t>containers:</w:t>
+            </w:r>
+          </w:p>
+          <w:p>
+            <w:pPr>
+              <w:pStyle w:val="HTMLPreformatted"/>
+              <w:rPr>
+                <w:rStyle w:val="HTMLCode"/>
+                <w:rFonts w:eastAsiaTheme="majorEastAsia"/>
+              </w:rPr>
+            </w:pPr>
+            <w:r>
+              <w:rPr>
+                <w:rStyle w:val="HTMLCode"/>
+                <w:rFonts w:eastAsiaTheme="majorEastAsia"/>
+              </w:rPr>
+              <w:t xml:space="preserve">  - name: app</w:t>
+            </w:r>
+          </w:p>
+          <w:p>
+            <w:pPr>
+              <w:pStyle w:val="HTMLPreformatted"/>
+              <w:rPr>
+                <w:rStyle w:val="HTMLCode"/>
+                <w:rFonts w:eastAsiaTheme="majorEastAsia"/>
+              </w:rPr>
+            </w:pPr>
+            <w:r>
+              <w:rPr>
+                <w:rStyle w:val="HTMLCode"/>
+                <w:rFonts w:eastAsiaTheme="majorEastAsia"/>
+              </w:rPr>
+              <w:t xml:space="preserve">    volumeMounts:</w:t>
+            </w:r>
+          </w:p>
+          <w:p>
+            <w:pPr>
+              <w:pStyle w:val="HTMLPreformatted"/>
+              <w:rPr>
+                <w:rStyle w:val="HTMLCode"/>
+                <w:rFonts w:eastAsiaTheme="majorEastAsia"/>
+              </w:rPr>
+            </w:pPr>
+            <w:r>
+              <w:rPr>
+                <w:rStyle w:val="HTMLCode"/>
+                <w:rFonts w:eastAsiaTheme="majorEastAsia"/>
+              </w:rPr>
+              <w:t xml:space="preserve">      - name: config-volume</w:t>
+            </w:r>
+          </w:p>
+          <w:p>
+            <w:pPr>
+              <w:pStyle w:val="HTMLPreformatted"/>
+            </w:pPr>
+            <w:r>
+              <w:rPr>
+                <w:rStyle w:val="HTMLCode"/>
+                <w:rFonts w:eastAsiaTheme="majorEastAsia"/>
+              </w:rPr>
+              <w:t xml:space="preserve">        mountPath: /app/config</w:t>
+            </w:r>
+          </w:p>
+          <w:p>
+            <w:pPr>
+              <w:pStyle w:val="NormalWeb"/>
+            </w:pPr>
+            <w:r>
+              <w:t xml:space="preserve">If the ConfigMap changes, Kubernetes will generally update the mounted files </w:t>
+            </w:r>
+            <w:r>
+              <w:rPr>
+                <w:rStyle w:val="Strong"/>
+              </w:rPr>
+              <w:t>automatically after a short delay</w:t>
+            </w:r>
+            <w:r>
+              <w:t>.</w:t>
+            </w:r>
+          </w:p>
+          <w:p>
+            <w:pPr>
+              <w:pStyle w:val="NormalWeb"/>
+            </w:pPr>
+            <w:r>
+              <w:t xml:space="preserve">But </w:t>
+            </w:r>
+            <w:r>
+              <w:rPr>
+                <w:rFonts w:ascii="Segoe UI Symbol" w:hAnsi="Segoe UI Symbol" w:cs="Segoe UI Symbol"/>
+              </w:rPr>
+              <w:t>⚠️</w:t>
+            </w:r>
+            <w:r>
+              <w:t xml:space="preserve"> </w:t>
+            </w:r>
+            <w:r>
+              <w:rPr>
+                <w:rStyle w:val="Strong"/>
+              </w:rPr>
+              <w:t>your application must actually re-read the file</w:t>
+            </w:r>
+            <w:r>
+              <w:t>.</w:t>
+            </w:r>
+          </w:p>
+          <w:p>
+            <w:pPr>
+              <w:pStyle w:val="NormalWeb"/>
+            </w:pPr>
+            <w:r>
+              <w:t>For example, if Spring Boot reads:</w:t>
+            </w:r>
+          </w:p>
+          <w:p>
+            <w:pPr>
+              <w:pStyle w:val="HTMLPreformatted"/>
+            </w:pPr>
+            <w:r>
+              <w:rPr>
+                <w:rStyle w:val="HTMLCode"/>
+                <w:rFonts w:eastAsiaTheme="majorEastAsia"/>
+              </w:rPr>
+              <w:t>/app/config/application.properties</w:t>
+            </w:r>
+          </w:p>
+          <w:p>
+            <w:pPr>
+              <w:pStyle w:val="NormalWeb"/>
+            </w:pPr>
+            <w:r>
+              <w:t>only during startup, changing the file won't magically change the application's already-loaded configuration.</w:t>
+            </w:r>
+          </w:p>
+          <w:p>
+            <w:pPr>
+              <w:pStyle w:val="NormalWeb"/>
+            </w:pPr>
+            <w:r>
+              <w:t>You may still need to restart the pod.</w:t>
+            </w:r>
+          </w:p>
+          <w:p/>
+        </w:tc>
+        <w:tc>
+          <w:tcPr>
+            <w:tcW w:w="11515" w:type="dxa"/>
+          </w:tcPr>
+          <w:p>
+            <w:pPr>
+              <w:pStyle w:val="Heading3"/>
+              <w:rPr>
+                <w:rFonts w:ascii="Times New Roman" w:hAnsi="Times New Roman"/>
+                <w:sz w:val="27"/>
+                <w14:shadow w14:blurRad="0" w14:dist="0" w14:dir="0" w14:sx="0" w14:sy="0" w14:kx="0" w14:ky="0" w14:algn="none">
+                  <w14:srgbClr w14:val="000000"/>
+                </w14:shadow>
+              </w:rPr>
+            </w:pPr>
+            <w:r>
+              <w:t xml:space="preserve">3. In Helm deployments — common production approach </w:t>
+            </w:r>
+            <w:r>
+              <w:rPr>
+                <w:rFonts w:ascii="Segoe UI Symbol" w:hAnsi="Segoe UI Symbol" w:cs="Segoe UI Symbol"/>
+              </w:rPr>
+              <w:t>⭐</w:t>
+            </w:r>
+          </w:p>
+          <w:p>
+            <w:pPr>
+              <w:spacing w:before="100" w:beforeAutospacing="1" w:after="100" w:afterAutospacing="1"/>
+            </w:pPr>
+            <w:r>
+              <w:t>A very common approach is to make a ConfigMap change trigger a Deployment rollout.</w:t>
+            </w:r>
+          </w:p>
+          <w:p>
+            <w:pPr>
+              <w:pStyle w:val="NormalWeb"/>
+            </w:pPr>
+            <w:r>
+              <w:t>For example:</w:t>
+            </w:r>
+          </w:p>
+          <w:p>
+            <w:pPr>
+              <w:pStyle w:val="HTMLPreformatted"/>
+              <w:rPr>
+                <w:rStyle w:val="HTMLCode"/>
+                <w:rFonts w:eastAsiaTheme="majorEastAsia"/>
+              </w:rPr>
+            </w:pPr>
+            <w:r>
+              <w:rPr>
+                <w:rStyle w:val="HTMLCode"/>
+                <w:rFonts w:eastAsiaTheme="majorEastAsia"/>
+              </w:rPr>
+              <w:t>spec:</w:t>
+            </w:r>
+          </w:p>
+          <w:p>
+            <w:pPr>
+              <w:pStyle w:val="HTMLPreformatted"/>
+              <w:rPr>
+                <w:rStyle w:val="HTMLCode"/>
+                <w:rFonts w:eastAsiaTheme="majorEastAsia"/>
+              </w:rPr>
+            </w:pPr>
+            <w:r>
+              <w:rPr>
+                <w:rStyle w:val="HTMLCode"/>
+                <w:rFonts w:eastAsiaTheme="majorEastAsia"/>
+              </w:rPr>
+              <w:t xml:space="preserve">  template:</w:t>
+            </w:r>
+          </w:p>
+          <w:p>
+            <w:pPr>
+              <w:pStyle w:val="HTMLPreformatted"/>
+              <w:rPr>
+                <w:rStyle w:val="HTMLCode"/>
+                <w:rFonts w:eastAsiaTheme="majorEastAsia"/>
+              </w:rPr>
+            </w:pPr>
+            <w:r>
+              <w:rPr>
+                <w:rStyle w:val="HTMLCode"/>
+                <w:rFonts w:eastAsiaTheme="majorEastAsia"/>
+              </w:rPr>
+              <w:t xml:space="preserve">    metadata:</w:t>
+            </w:r>
+          </w:p>
+          <w:p>
+            <w:pPr>
+              <w:pStyle w:val="HTMLPreformatted"/>
+              <w:rPr>
+                <w:rStyle w:val="HTMLCode"/>
+                <w:rFonts w:eastAsiaTheme="majorEastAsia"/>
+              </w:rPr>
+            </w:pPr>
+            <w:r>
+              <w:rPr>
+                <w:rStyle w:val="HTMLCode"/>
+                <w:rFonts w:eastAsiaTheme="majorEastAsia"/>
+              </w:rPr>
+              <w:t xml:space="preserve">      annotations:</w:t>
+            </w:r>
+          </w:p>
+          <w:p>
+            <w:pPr>
+              <w:pStyle w:val="HTMLPreformatted"/>
+            </w:pPr>
+            <w:r>
+              <w:rPr>
+                <w:rStyle w:val="HTMLCode"/>
+                <w:rFonts w:eastAsiaTheme="majorEastAsia"/>
+              </w:rPr>
+              <w:t xml:space="preserve">        checksum/config: {{ include (print $.Template.BasePath "/configmap.yaml") . | sha256sum }}</w:t>
+            </w:r>
+          </w:p>
+          <w:p>
+            <w:pPr>
+              <w:pStyle w:val="NormalWeb"/>
+            </w:pPr>
+            <w:r>
+              <w:t>When the ConfigMap template changes:</w:t>
+            </w:r>
+          </w:p>
+          <w:p>
+            <w:pPr>
+              <w:pStyle w:val="HTMLPreformatted"/>
+              <w:rPr>
+                <w:rStyle w:val="HTMLCode"/>
+                <w:rFonts w:eastAsiaTheme="majorEastAsia"/>
+              </w:rPr>
+            </w:pPr>
+            <w:r>
+              <w:rPr>
+                <w:rStyle w:val="HTMLCode"/>
+                <w:rFonts w:eastAsiaTheme="majorEastAsia"/>
+              </w:rPr>
+              <w:t>checksum/config</w:t>
+            </w:r>
+          </w:p>
+          <w:p>
+            <w:pPr>
+              <w:pStyle w:val="HTMLPreformatted"/>
+              <w:rPr>
+                <w:rStyle w:val="HTMLCode"/>
+                <w:rFonts w:eastAsiaTheme="majorEastAsia"/>
+              </w:rPr>
+            </w:pPr>
+            <w:r>
+              <w:rPr>
+                <w:rStyle w:val="HTMLCode"/>
+                <w:rFonts w:eastAsiaTheme="majorEastAsia"/>
+              </w:rPr>
+              <w:t xml:space="preserve">       ↓</w:t>
+            </w:r>
+          </w:p>
+          <w:p>
+            <w:pPr>
+              <w:pStyle w:val="HTMLPreformatted"/>
+              <w:rPr>
+                <w:rStyle w:val="HTMLCode"/>
+                <w:rFonts w:eastAsiaTheme="majorEastAsia"/>
+              </w:rPr>
+            </w:pPr>
+            <w:r>
+              <w:rPr>
+                <w:rStyle w:val="HTMLCode"/>
+                <w:rFonts w:eastAsiaTheme="majorEastAsia"/>
+              </w:rPr>
+              <w:t>checksum changes</w:t>
+            </w:r>
+          </w:p>
+          <w:p>
+            <w:pPr>
+              <w:pStyle w:val="HTMLPreformatted"/>
+              <w:rPr>
+                <w:rStyle w:val="HTMLCode"/>
+                <w:rFonts w:eastAsiaTheme="majorEastAsia"/>
+              </w:rPr>
+            </w:pPr>
+            <w:r>
+              <w:rPr>
+                <w:rStyle w:val="HTMLCode"/>
+                <w:rFonts w:eastAsiaTheme="majorEastAsia"/>
+              </w:rPr>
+              <w:t xml:space="preserve">       ↓</w:t>
+            </w:r>
+          </w:p>
+          <w:p>
+            <w:pPr>
+              <w:pStyle w:val="HTMLPreformatted"/>
+              <w:rPr>
+                <w:rStyle w:val="HTMLCode"/>
+                <w:rFonts w:eastAsiaTheme="majorEastAsia"/>
+              </w:rPr>
+            </w:pPr>
+            <w:r>
+              <w:rPr>
+                <w:rStyle w:val="HTMLCode"/>
+                <w:rFonts w:eastAsiaTheme="majorEastAsia"/>
+              </w:rPr>
+              <w:t>Pod template changes</w:t>
+            </w:r>
+          </w:p>
+          <w:p>
+            <w:pPr>
+              <w:pStyle w:val="HTMLPreformatted"/>
+              <w:rPr>
+                <w:rStyle w:val="HTMLCode"/>
+                <w:rFonts w:eastAsiaTheme="majorEastAsia"/>
+              </w:rPr>
+            </w:pPr>
+            <w:r>
+              <w:rPr>
+                <w:rStyle w:val="HTMLCode"/>
+                <w:rFonts w:eastAsiaTheme="majorEastAsia"/>
+              </w:rPr>
+              <w:t xml:space="preserve">       ↓</w:t>
+            </w:r>
+          </w:p>
+          <w:p>
+            <w:pPr>
+              <w:pStyle w:val="HTMLPreformatted"/>
+              <w:rPr>
+                <w:rStyle w:val="HTMLCode"/>
+                <w:rFonts w:eastAsiaTheme="majorEastAsia"/>
+              </w:rPr>
+            </w:pPr>
+            <w:r>
+              <w:rPr>
+                <w:rStyle w:val="HTMLCode"/>
+                <w:rFonts w:eastAsiaTheme="majorEastAsia"/>
+              </w:rPr>
+              <w:t>Deployment creates new ReplicaSet</w:t>
+            </w:r>
+          </w:p>
+          <w:p>
+            <w:pPr>
+              <w:pStyle w:val="HTMLPreformatted"/>
+              <w:rPr>
+                <w:rStyle w:val="HTMLCode"/>
+                <w:rFonts w:eastAsiaTheme="majorEastAsia"/>
+              </w:rPr>
+            </w:pPr>
+            <w:r>
+              <w:rPr>
+                <w:rStyle w:val="HTMLCode"/>
+                <w:rFonts w:eastAsiaTheme="majorEastAsia"/>
+              </w:rPr>
+              <w:t xml:space="preserve">       ↓</w:t>
+            </w:r>
+          </w:p>
+          <w:p>
+            <w:pPr>
+              <w:pStyle w:val="HTMLPreformatted"/>
+              <w:rPr>
+                <w:rStyle w:val="HTMLCode"/>
+                <w:rFonts w:eastAsiaTheme="majorEastAsia"/>
+              </w:rPr>
+            </w:pPr>
+            <w:r>
+              <w:rPr>
+                <w:rStyle w:val="HTMLCode"/>
+                <w:rFonts w:eastAsiaTheme="majorEastAsia"/>
+              </w:rPr>
+              <w:t>Old pods terminate</w:t>
+            </w:r>
+          </w:p>
+          <w:p>
+            <w:pPr>
+              <w:pStyle w:val="HTMLPreformatted"/>
+              <w:rPr>
+                <w:rStyle w:val="HTMLCode"/>
+                <w:rFonts w:eastAsiaTheme="majorEastAsia"/>
+              </w:rPr>
+            </w:pPr>
+            <w:r>
+              <w:rPr>
+                <w:rStyle w:val="HTMLCode"/>
+                <w:rFonts w:eastAsiaTheme="majorEastAsia"/>
+              </w:rPr>
+              <w:t xml:space="preserve">       ↓</w:t>
+            </w:r>
+          </w:p>
+          <w:p>
+            <w:pPr>
+              <w:pStyle w:val="HTMLPreformatted"/>
+            </w:pPr>
+            <w:r>
+              <w:rPr>
+                <w:rStyle w:val="HTMLCode"/>
+                <w:rFonts w:eastAsiaTheme="majorEastAsia"/>
+              </w:rPr>
+              <w:t>New pods start</w:t>
+            </w:r>
+          </w:p>
+          <w:p>
+            <w:pPr>
+              <w:pStyle w:val="NormalWeb"/>
+            </w:pPr>
+            <w:r>
+              <w:t xml:space="preserve">This is very common with </w:t>
+            </w:r>
+            <w:r>
+              <w:rPr>
+                <w:rStyle w:val="Strong"/>
+              </w:rPr>
+              <w:t>Helm + Kubernetes/EKS</w:t>
+            </w:r>
+            <w:r>
+              <w:t>.</w:t>
+            </w:r>
+          </w:p>
+          <w:p/>
+        </w:tc>
+      </w:tr>
+    </w:tbl>
+    <w:p/>
+    <w:tbl>
+      <w:tblPr>
+        <w:tblStyle w:val="TableGrid"/>
+        <w:tblW w:w="0" w:type="auto"/>
+        <w:tblLook w:val="04A0" w:firstRow="1" w:lastRow="0" w:firstColumn="1" w:lastColumn="0" w:noHBand="0" w:noVBand="1"/>
+      </w:tblPr>
+      <w:tblGrid>
+        <w:gridCol w:w="11515"/>
+        <w:gridCol w:w="11515"/>
+      </w:tblGrid>
+      <w:tr>
+        <w:tc>
+          <w:tcPr>
+            <w:tcW w:w="11515" w:type="dxa"/>
+          </w:tcPr>
+          <w:p>
+            <w:pPr>
+              <w:pStyle w:val="pdq2pgselectionanchorcontainer"/>
+            </w:pPr>
+            <w:r>
+              <w:t xml:space="preserve">The </w:t>
+            </w:r>
+            <w:r>
+              <w:rPr>
+                <w:rStyle w:val="Strong"/>
+                <w:rFonts w:eastAsiaTheme="majorEastAsia"/>
+              </w:rPr>
+              <w:t>Deployment object is a Kubernetes object</w:t>
+            </w:r>
+            <w:r>
+              <w:t>. Helm is just a tool that generates/manages Kubernetes YAML.</w:t>
+            </w:r>
+          </w:p>
+          <w:p>
+            <w:pPr>
+              <w:pStyle w:val="Heading3"/>
+            </w:pPr>
+            <w:r>
+              <w:lastRenderedPageBreak/>
+              <w:t>What actually happens</w:t>
+            </w:r>
+          </w:p>
+          <w:p>
+            <w:pPr>
+              <w:pStyle w:val="NormalWeb"/>
+            </w:pPr>
+            <w:r>
+              <w:t>Suppose your Deployment has:</w:t>
+            </w:r>
+          </w:p>
+          <w:p>
+            <w:pPr>
+              <w:pStyle w:val="HTMLPreformatted"/>
+              <w:rPr>
+                <w:rStyle w:val="HTMLCode"/>
+              </w:rPr>
+            </w:pPr>
+            <w:r>
+              <w:rPr>
+                <w:rStyle w:val="HTMLCode"/>
+              </w:rPr>
+              <w:t>spec:</w:t>
+            </w:r>
+          </w:p>
+          <w:p>
+            <w:pPr>
+              <w:pStyle w:val="HTMLPreformatted"/>
+              <w:rPr>
+                <w:rStyle w:val="HTMLCode"/>
+              </w:rPr>
+            </w:pPr>
+            <w:r>
+              <w:rPr>
+                <w:rStyle w:val="HTMLCode"/>
+              </w:rPr>
+              <w:t xml:space="preserve">  template:</w:t>
+            </w:r>
+          </w:p>
+          <w:p>
+            <w:pPr>
+              <w:pStyle w:val="HTMLPreformatted"/>
+              <w:rPr>
+                <w:rStyle w:val="HTMLCode"/>
+              </w:rPr>
+            </w:pPr>
+            <w:r>
+              <w:rPr>
+                <w:rStyle w:val="HTMLCode"/>
+              </w:rPr>
+              <w:t xml:space="preserve">    metadata:</w:t>
+            </w:r>
+          </w:p>
+          <w:p>
+            <w:pPr>
+              <w:pStyle w:val="HTMLPreformatted"/>
+              <w:rPr>
+                <w:rStyle w:val="HTMLCode"/>
+              </w:rPr>
+            </w:pPr>
+            <w:r>
+              <w:rPr>
+                <w:rStyle w:val="HTMLCode"/>
+              </w:rPr>
+              <w:t xml:space="preserve">      annotations:</w:t>
+            </w:r>
+          </w:p>
+          <w:p>
+            <w:pPr>
+              <w:pStyle w:val="HTMLPreformatted"/>
+            </w:pPr>
+            <w:r>
+              <w:rPr>
+                <w:rStyle w:val="HTMLCode"/>
+              </w:rPr>
+              <w:t xml:space="preserve">        checksum/config: </w:t>
+            </w:r>
+            <w:r>
+              <w:rPr>
+                <w:rStyle w:val="k"/>
+              </w:rPr>
+              <w:t>"abc123"</w:t>
+            </w:r>
+          </w:p>
+          <w:p>
+            <w:pPr>
+              <w:spacing w:before="100" w:beforeAutospacing="1" w:after="100" w:afterAutospacing="1"/>
+            </w:pPr>
+            <w:r>
+              <w:t xml:space="preserve">Kubernetes sees this as part of the </w:t>
+            </w:r>
+            <w:r>
+              <w:rPr>
+                <w:rStyle w:val="Strong"/>
+              </w:rPr>
+              <w:t>Pod template</w:t>
+            </w:r>
+            <w:r>
+              <w:t>.</w:t>
+            </w:r>
+          </w:p>
+          <w:p>
+            <w:pPr>
+              <w:pStyle w:val="NormalWeb"/>
+            </w:pPr>
+            <w:r>
+              <w:t>If that annotation changes:</w:t>
+            </w:r>
+          </w:p>
+          <w:p>
+            <w:pPr>
+              <w:pStyle w:val="HTMLPreformatted"/>
+            </w:pPr>
+            <w:r>
+              <w:rPr>
+                <w:rStyle w:val="HTMLCode"/>
+              </w:rPr>
+              <w:t>abc123 → xyz789</w:t>
+            </w:r>
+          </w:p>
+          <w:p>
+            <w:pPr>
+              <w:pStyle w:val="NormalWeb"/>
+            </w:pPr>
+            <w:r>
+              <w:t>Kubernetes detects:</w:t>
+            </w:r>
+          </w:p>
+          <w:p>
+            <w:pPr>
+              <w:spacing w:before="100" w:beforeAutospacing="1" w:after="100" w:afterAutospacing="1"/>
+            </w:pPr>
+            <w:r>
+              <w:t>"Pod template has changed."</w:t>
+            </w:r>
+          </w:p>
+          <w:p>
+            <w:pPr>
+              <w:spacing w:before="100" w:beforeAutospacing="1" w:after="100" w:afterAutospacing="1"/>
+            </w:pPr>
+            <w:r>
+              <w:t>Therefore, the Deployment controller creates a new ReplicaSet and performs a rolling update.</w:t>
+            </w:r>
+          </w:p>
+          <w:p>
+            <w:pPr>
+              <w:pStyle w:val="NormalWeb"/>
+            </w:pPr>
+            <w:r>
+              <w:t>So:</w:t>
+            </w:r>
+          </w:p>
+          <w:p>
+            <w:pPr>
+              <w:pStyle w:val="HTMLPreformatted"/>
+              <w:rPr>
+                <w:rStyle w:val="HTMLCode"/>
+              </w:rPr>
+            </w:pPr>
+            <w:r>
+              <w:rPr>
+                <w:rStyle w:val="HTMLCode"/>
+              </w:rPr>
+              <w:t>ConfigMap changes</w:t>
+            </w:r>
+          </w:p>
+          <w:p>
+            <w:pPr>
+              <w:pStyle w:val="HTMLPreformatted"/>
+              <w:rPr>
+                <w:rStyle w:val="HTMLCode"/>
+              </w:rPr>
+            </w:pPr>
+            <w:r>
+              <w:rPr>
+                <w:rStyle w:val="HTMLCode"/>
+              </w:rPr>
+              <w:t xml:space="preserve">       ↓</w:t>
+            </w:r>
+          </w:p>
+          <w:p>
+            <w:pPr>
+              <w:pStyle w:val="HTMLPreformatted"/>
+              <w:rPr>
+                <w:rStyle w:val="HTMLCode"/>
+              </w:rPr>
+            </w:pPr>
+            <w:r>
+              <w:rPr>
+                <w:rStyle w:val="HTMLCode"/>
+              </w:rPr>
+              <w:t>Something changes Pod template</w:t>
+            </w:r>
+          </w:p>
+          <w:p>
+            <w:pPr>
+              <w:pStyle w:val="HTMLPreformatted"/>
+              <w:rPr>
+                <w:rStyle w:val="HTMLCode"/>
+              </w:rPr>
+            </w:pPr>
+            <w:r>
+              <w:rPr>
+                <w:rStyle w:val="HTMLCode"/>
+              </w:rPr>
+              <w:t xml:space="preserve">       ↓</w:t>
+            </w:r>
+          </w:p>
+          <w:p>
+            <w:pPr>
+              <w:pStyle w:val="HTMLPreformatted"/>
+              <w:rPr>
+                <w:rStyle w:val="HTMLCode"/>
+              </w:rPr>
+            </w:pPr>
+            <w:r>
+              <w:rPr>
+                <w:rStyle w:val="HTMLCode"/>
+              </w:rPr>
+              <w:t>Deployment detects Pod template change</w:t>
+            </w:r>
+          </w:p>
+          <w:p>
+            <w:pPr>
+              <w:pStyle w:val="HTMLPreformatted"/>
+              <w:rPr>
+                <w:rStyle w:val="HTMLCode"/>
+              </w:rPr>
+            </w:pPr>
+            <w:r>
+              <w:rPr>
+                <w:rStyle w:val="HTMLCode"/>
+              </w:rPr>
+              <w:t xml:space="preserve">       ↓</w:t>
+            </w:r>
+          </w:p>
+          <w:p>
+            <w:pPr>
+              <w:pStyle w:val="HTMLPreformatted"/>
+              <w:rPr>
+                <w:rStyle w:val="HTMLCode"/>
+              </w:rPr>
+            </w:pPr>
+            <w:r>
+              <w:rPr>
+                <w:rStyle w:val="HTMLCode"/>
+              </w:rPr>
+              <w:t>New ReplicaSet</w:t>
+            </w:r>
+          </w:p>
+          <w:p>
+            <w:pPr>
+              <w:pStyle w:val="HTMLPreformatted"/>
+              <w:rPr>
+                <w:rStyle w:val="HTMLCode"/>
+              </w:rPr>
+            </w:pPr>
+            <w:r>
+              <w:rPr>
+                <w:rStyle w:val="HTMLCode"/>
+              </w:rPr>
+              <w:t xml:space="preserve">       ↓</w:t>
+            </w:r>
+          </w:p>
+          <w:p>
+            <w:pPr>
+              <w:pStyle w:val="HTMLPreformatted"/>
+            </w:pPr>
+            <w:r>
+              <w:rPr>
+                <w:rStyle w:val="HTMLCode"/>
+              </w:rPr>
+              <w:t>New Pods</w:t>
+            </w:r>
+          </w:p>
+          <w:p>
+            <w:pPr>
+              <w:pStyle w:val="Heading3"/>
+              <w:outlineLvl w:val="2"/>
+            </w:pPr>
+          </w:p>
+        </w:tc>
+        <w:tc>
+          <w:tcPr>
+            <w:tcW w:w="11515" w:type="dxa"/>
+          </w:tcPr>
+          <w:p>
+            <w:pPr>
+              <w:pStyle w:val="Heading3"/>
+              <w:rPr>
+                <w:rFonts w:ascii="Times New Roman" w:hAnsi="Times New Roman"/>
+                <w:sz w:val="27"/>
+                <w14:shadow w14:blurRad="0" w14:dist="0" w14:dir="0" w14:sx="0" w14:sy="0" w14:kx="0" w14:ky="0" w14:algn="none">
+                  <w14:srgbClr w14:val="000000"/>
+                </w14:shadow>
+              </w:rPr>
+            </w:pPr>
+            <w:r>
+              <w:lastRenderedPageBreak/>
+              <w:t>So where does Helm come in?</w:t>
+            </w:r>
+          </w:p>
+          <w:p>
+            <w:pPr>
+              <w:spacing w:before="100" w:beforeAutospacing="1" w:after="100" w:afterAutospacing="1"/>
+            </w:pPr>
+            <w:r>
+              <w:t xml:space="preserve">Helm makes it </w:t>
+            </w:r>
+            <w:r>
+              <w:rPr>
+                <w:rStyle w:val="Strong"/>
+              </w:rPr>
+              <w:t>easy to automatically calculate the checksum</w:t>
+            </w:r>
+            <w:r>
+              <w:t>.</w:t>
+            </w:r>
+          </w:p>
+          <w:p>
+            <w:pPr>
+              <w:pStyle w:val="NormalWeb"/>
+            </w:pPr>
+            <w:r>
+              <w:lastRenderedPageBreak/>
+              <w:t>For example:</w:t>
+            </w:r>
+          </w:p>
+          <w:p>
+            <w:pPr>
+              <w:pStyle w:val="HTMLPreformatted"/>
+              <w:rPr>
+                <w:rStyle w:val="HTMLCode"/>
+              </w:rPr>
+            </w:pPr>
+            <w:r>
+              <w:rPr>
+                <w:rStyle w:val="HTMLCode"/>
+              </w:rPr>
+              <w:t>annotations:</w:t>
+            </w:r>
+          </w:p>
+          <w:p>
+            <w:pPr>
+              <w:pStyle w:val="HTMLPreformatted"/>
+            </w:pPr>
+            <w:r>
+              <w:rPr>
+                <w:rStyle w:val="HTMLCode"/>
+              </w:rPr>
+              <w:t xml:space="preserve">  checksum/config: {{ include (print $.Template.BasePath "/configmap.yaml") . | sha256sum }}</w:t>
+            </w:r>
+          </w:p>
+          <w:p>
+            <w:pPr>
+              <w:pStyle w:val="NormalWeb"/>
+            </w:pPr>
+            <w:r>
+              <w:t>Helm renders this:</w:t>
+            </w:r>
+          </w:p>
+          <w:p>
+            <w:pPr>
+              <w:pStyle w:val="HTMLPreformatted"/>
+              <w:rPr>
+                <w:rStyle w:val="HTMLCode"/>
+              </w:rPr>
+            </w:pPr>
+            <w:r>
+              <w:rPr>
+                <w:rStyle w:val="HTMLCode"/>
+              </w:rPr>
+              <w:t>annotations:</w:t>
+            </w:r>
+          </w:p>
+          <w:p>
+            <w:pPr>
+              <w:pStyle w:val="HTMLPreformatted"/>
+            </w:pPr>
+            <w:r>
+              <w:rPr>
+                <w:rStyle w:val="HTMLCode"/>
+              </w:rPr>
+              <w:t xml:space="preserve">  checksum/config: </w:t>
+            </w:r>
+            <w:r>
+              <w:rPr>
+                <w:rStyle w:val="k"/>
+              </w:rPr>
+              <w:t>"7f83b165..."</w:t>
+            </w:r>
+          </w:p>
+          <w:p>
+            <w:pPr>
+              <w:spacing w:before="100" w:beforeAutospacing="1" w:after="100" w:afterAutospacing="1"/>
+            </w:pPr>
+            <w:r>
+              <w:t>If your ConfigMap changes, Helm calculates a different hash during the next deployment:</w:t>
+            </w:r>
+          </w:p>
+          <w:p>
+            <w:pPr>
+              <w:pStyle w:val="HTMLPreformatted"/>
+              <w:rPr>
+                <w:rStyle w:val="HTMLCode"/>
+              </w:rPr>
+            </w:pPr>
+            <w:r>
+              <w:rPr>
+                <w:rStyle w:val="HTMLCode"/>
+              </w:rPr>
+              <w:t>Old ConfigMap</w:t>
+            </w:r>
+          </w:p>
+          <w:p>
+            <w:pPr>
+              <w:pStyle w:val="HTMLPreformatted"/>
+              <w:rPr>
+                <w:rStyle w:val="HTMLCode"/>
+              </w:rPr>
+            </w:pPr>
+            <w:r>
+              <w:rPr>
+                <w:rStyle w:val="HTMLCode"/>
+              </w:rPr>
+              <w:t xml:space="preserve">     ↓</w:t>
+            </w:r>
+          </w:p>
+          <w:p>
+            <w:pPr>
+              <w:pStyle w:val="HTMLPreformatted"/>
+              <w:rPr>
+                <w:rStyle w:val="HTMLCode"/>
+              </w:rPr>
+            </w:pPr>
+            <w:r>
+              <w:rPr>
+                <w:rStyle w:val="HTMLCode"/>
+              </w:rPr>
+              <w:t>hash = ABC</w:t>
+            </w:r>
+          </w:p>
+          <w:p>
+            <w:pPr>
+              <w:pStyle w:val="HTMLPreformatted"/>
+              <w:rPr>
+                <w:rStyle w:val="HTMLCode"/>
+              </w:rPr>
+            </w:pPr>
+          </w:p>
+          <w:p>
+            <w:pPr>
+              <w:pStyle w:val="HTMLPreformatted"/>
+              <w:rPr>
+                <w:rStyle w:val="HTMLCode"/>
+              </w:rPr>
+            </w:pPr>
+            <w:r>
+              <w:rPr>
+                <w:rStyle w:val="HTMLCode"/>
+              </w:rPr>
+              <w:t>New ConfigMap</w:t>
+            </w:r>
+          </w:p>
+          <w:p>
+            <w:pPr>
+              <w:pStyle w:val="HTMLPreformatted"/>
+              <w:rPr>
+                <w:rStyle w:val="HTMLCode"/>
+              </w:rPr>
+            </w:pPr>
+            <w:r>
+              <w:rPr>
+                <w:rStyle w:val="HTMLCode"/>
+              </w:rPr>
+              <w:t xml:space="preserve">     ↓</w:t>
+            </w:r>
+          </w:p>
+          <w:p>
+            <w:pPr>
+              <w:pStyle w:val="HTMLPreformatted"/>
+              <w:rPr>
+                <w:rStyle w:val="HTMLCode"/>
+              </w:rPr>
+            </w:pPr>
+            <w:r>
+              <w:rPr>
+                <w:rStyle w:val="HTMLCode"/>
+              </w:rPr>
+              <w:t>hash = XYZ</w:t>
+            </w:r>
+          </w:p>
+          <w:p>
+            <w:pPr>
+              <w:pStyle w:val="HTMLPreformatted"/>
+              <w:rPr>
+                <w:rStyle w:val="HTMLCode"/>
+              </w:rPr>
+            </w:pPr>
+          </w:p>
+          <w:p>
+            <w:pPr>
+              <w:pStyle w:val="HTMLPreformatted"/>
+              <w:rPr>
+                <w:rStyle w:val="HTMLCode"/>
+              </w:rPr>
+            </w:pPr>
+            <w:r>
+              <w:rPr>
+                <w:rStyle w:val="HTMLCode"/>
+              </w:rPr>
+              <w:t>Deployment PodTemplate changes</w:t>
+            </w:r>
+          </w:p>
+          <w:p>
+            <w:pPr>
+              <w:pStyle w:val="HTMLPreformatted"/>
+              <w:rPr>
+                <w:rStyle w:val="HTMLCode"/>
+              </w:rPr>
+            </w:pPr>
+            <w:r>
+              <w:rPr>
+                <w:rStyle w:val="HTMLCode"/>
+              </w:rPr>
+              <w:t xml:space="preserve">     ↓</w:t>
+            </w:r>
+          </w:p>
+          <w:p>
+            <w:pPr>
+              <w:pStyle w:val="HTMLPreformatted"/>
+            </w:pPr>
+            <w:r>
+              <w:rPr>
+                <w:rStyle w:val="HTMLCode"/>
+              </w:rPr>
+              <w:t>Kubernetes rolling restart</w:t>
+            </w:r>
+          </w:p>
+          <w:p>
+            <w:pPr>
+              <w:pStyle w:val="Heading3"/>
+              <w:rPr>
+                <w:rFonts w:ascii="Times New Roman" w:hAnsi="Times New Roman"/>
+                <w:sz w:val="27"/>
+                <w14:shadow w14:blurRad="0" w14:dist="0" w14:dir="0" w14:sx="0" w14:sy="0" w14:kx="0" w14:ky="0" w14:algn="none">
+                  <w14:srgbClr w14:val="000000"/>
+                </w14:shadow>
+              </w:rPr>
+            </w:pPr>
+            <w:r>
+              <w:t>But you can do this without Helm</w:t>
+            </w:r>
+          </w:p>
+          <w:p>
+            <w:pPr>
+              <w:pStyle w:val="NormalWeb"/>
+              <w:rPr>
+                <w:sz w:val="24"/>
+              </w:rPr>
+            </w:pPr>
+            <w:r>
+              <w:rPr>
+                <w:sz w:val="24"/>
+              </w:rPr>
+              <w:t>Absolutely.</w:t>
+            </w:r>
+          </w:p>
+          <w:p>
+            <w:pPr>
+              <w:pStyle w:val="NormalWeb"/>
+              <w:rPr>
+                <w:sz w:val="24"/>
+              </w:rPr>
+            </w:pPr>
+            <w:r>
+              <w:rPr>
+                <w:sz w:val="24"/>
+              </w:rPr>
+              <w:t>You could manually change an annotation:</w:t>
+            </w:r>
+          </w:p>
+          <w:p>
+            <w:pPr>
+              <w:pStyle w:val="HTMLPreformatted"/>
+              <w:rPr>
+                <w:rStyle w:val="HTMLCode"/>
+                <w:rFonts w:eastAsiaTheme="majorEastAsia"/>
+                <w:sz w:val="18"/>
+              </w:rPr>
+            </w:pPr>
+            <w:r>
+              <w:rPr>
+                <w:rStyle w:val="HTMLCode"/>
+                <w:rFonts w:eastAsiaTheme="majorEastAsia"/>
+                <w:sz w:val="18"/>
+              </w:rPr>
+              <w:t>annotations:</w:t>
+            </w:r>
+          </w:p>
+          <w:p>
+            <w:pPr>
+              <w:pStyle w:val="HTMLPreformatted"/>
+              <w:rPr>
+                <w:sz w:val="18"/>
+              </w:rPr>
+            </w:pPr>
+            <w:r>
+              <w:rPr>
+                <w:rStyle w:val="HTMLCode"/>
+                <w:rFonts w:eastAsiaTheme="majorEastAsia"/>
+                <w:sz w:val="18"/>
+              </w:rPr>
+              <w:t xml:space="preserve">  config-version: </w:t>
+            </w:r>
+            <w:r>
+              <w:rPr>
+                <w:rStyle w:val="k"/>
+                <w:sz w:val="18"/>
+              </w:rPr>
+              <w:t>"v2"</w:t>
+            </w:r>
+          </w:p>
+          <w:p>
+            <w:pPr>
+              <w:pStyle w:val="NormalWeb"/>
+              <w:rPr>
+                <w:sz w:val="24"/>
+              </w:rPr>
+            </w:pPr>
+            <w:r>
+              <w:rPr>
+                <w:sz w:val="24"/>
+              </w:rPr>
+              <w:t>Then:</w:t>
+            </w:r>
+          </w:p>
+          <w:p>
+            <w:pPr>
+              <w:pStyle w:val="HTMLPreformatted"/>
+              <w:rPr>
+                <w:sz w:val="18"/>
+              </w:rPr>
+            </w:pPr>
+            <w:r>
+              <w:rPr>
+                <w:rStyle w:val="HTMLCode"/>
+                <w:rFonts w:eastAsiaTheme="majorEastAsia"/>
+                <w:sz w:val="18"/>
+              </w:rPr>
+              <w:t xml:space="preserve">kubectl apply </w:t>
+            </w:r>
+            <w:r>
+              <w:rPr>
+                <w:rStyle w:val="n"/>
+                <w:sz w:val="18"/>
+              </w:rPr>
+              <w:t>-f</w:t>
+            </w:r>
+            <w:r>
+              <w:rPr>
+                <w:rStyle w:val="HTMLCode"/>
+                <w:rFonts w:eastAsiaTheme="majorEastAsia"/>
+                <w:sz w:val="18"/>
+              </w:rPr>
+              <w:t xml:space="preserve"> deployment.yaml</w:t>
+            </w:r>
+          </w:p>
+          <w:p>
+            <w:pPr>
+              <w:spacing w:before="100" w:beforeAutospacing="1" w:after="100" w:afterAutospacing="1"/>
+              <w:rPr>
+                <w:sz w:val="24"/>
+              </w:rPr>
+            </w:pPr>
+            <w:r>
+              <w:rPr>
+                <w:sz w:val="24"/>
+              </w:rPr>
+              <w:t>Kubernetes sees that the Pod template changed and rolls out new pods.</w:t>
+            </w:r>
+          </w:p>
+          <w:p>
+            <w:pPr>
+              <w:spacing w:before="100" w:beforeAutospacing="1" w:after="100" w:afterAutospacing="1"/>
+              <w:rPr>
+                <w:sz w:val="24"/>
+              </w:rPr>
+            </w:pPr>
+            <w:r>
+              <w:rPr>
+                <w:sz w:val="24"/>
+              </w:rPr>
+              <w:t xml:space="preserve">Or you could use </w:t>
+            </w:r>
+            <w:r>
+              <w:rPr>
+                <w:rStyle w:val="Strong"/>
+                <w:sz w:val="24"/>
+              </w:rPr>
+              <w:t>Kustomize</w:t>
+            </w:r>
+            <w:r>
+              <w:rPr>
+                <w:sz w:val="24"/>
+              </w:rPr>
+              <w:t>, Argo CD, a CI/CD pipeline, or your own script to generate/update the hash.</w:t>
+            </w:r>
+          </w:p>
+          <w:p>
+            <w:pPr>
+              <w:pStyle w:val="Heading3"/>
+              <w:outlineLvl w:val="2"/>
+            </w:pPr>
+          </w:p>
+        </w:tc>
+      </w:tr>
+    </w:tbl>
+    <w:p/>
+    <w:tbl>
+      <w:tblPr>
+        <w:tblStyle w:val="TableGrid"/>
+        <w:tblW w:w="0" w:type="auto"/>
+        <w:tblLook w:val="04A0" w:firstRow="1" w:lastRow="0" w:firstColumn="1" w:lastColumn="0" w:noHBand="0" w:noVBand="1"/>
+      </w:tblPr>
+      <w:tblGrid>
+        <w:gridCol w:w="11515"/>
+        <w:gridCol w:w="11515"/>
+      </w:tblGrid>
+      <w:tr>
+        <w:tc>
+          <w:tcPr>
+            <w:tcW w:w="11515" w:type="dxa"/>
+          </w:tcPr>
+          <w:p>
+            <w:pPr>
+              <w:spacing w:before="100" w:beforeAutospacing="1" w:after="100" w:afterAutospacing="1"/>
+              <w:rPr>
+                <w:rFonts w:ascii="Times New Roman" w:eastAsia="Times New Roman" w:hAnsi="Times New Roman" w:cs="Times New Roman"/>
+                <w:sz w:val="24"/>
+                <w:szCs w:val="24"/>
+                <w:lang w:eastAsia="en-IN"/>
+                <w14:shadow w14:blurRad="0" w14:dist="0" w14:dir="0" w14:sx="0" w14:sy="0" w14:kx="0" w14:ky="0" w14:algn="none">
+                  <w14:srgbClr w14:val="000000"/>
+                </w14:shadow>
+              </w:rPr>
+            </w:pPr>
+            <w:r>
+              <w:rPr>
+                <w:rFonts w:ascii="Times New Roman" w:eastAsia="Times New Roman" w:hAnsi="Times New Roman" w:cs="Times New Roman"/>
+                <w:b/>
+                <w:bCs/>
+                <w:sz w:val="24"/>
+                <w:szCs w:val="24"/>
+                <w:lang w:eastAsia="en-IN"/>
+                <w14:shadow w14:blurRad="0" w14:dist="0" w14:dir="0" w14:sx="0" w14:sy="0" w14:kx="0" w14:ky="0" w14:algn="none">
+                  <w14:srgbClr w14:val="000000"/>
+                </w14:shadow>
+              </w:rPr>
+              <w:t xml:space="preserve">Kubernetes does NOT watch ConfigMap </w:t>
+            </w:r>
+            <w:r>
+              <w:rPr>
+                <w:rFonts w:ascii="Arial" w:eastAsia="Times New Roman" w:hAnsi="Arial" w:cs="Arial"/>
+                <w:b/>
+                <w:bCs/>
+                <w:sz w:val="24"/>
+                <w:szCs w:val="24"/>
+                <w:lang w:eastAsia="en-IN"/>
+                <w14:shadow w14:blurRad="0" w14:dist="0" w14:dir="0" w14:sx="0" w14:sy="0" w14:kx="0" w14:ky="0" w14:algn="none">
+                  <w14:srgbClr w14:val="000000"/>
+                </w14:shadow>
+              </w:rPr>
+              <w:t>→</w:t>
+            </w:r>
+            <w:r>
+              <w:rPr>
+                <w:rFonts w:ascii="Times New Roman" w:eastAsia="Times New Roman" w:hAnsi="Times New Roman" w:cs="Times New Roman"/>
+                <w:b/>
+                <w:bCs/>
+                <w:sz w:val="24"/>
+                <w:szCs w:val="24"/>
+                <w:lang w:eastAsia="en-IN"/>
+                <w14:shadow w14:blurRad="0" w14:dist="0" w14:dir="0" w14:sx="0" w14:sy="0" w14:kx="0" w14:ky="0" w14:algn="none">
+                  <w14:srgbClr w14:val="000000"/>
+                </w14:shadow>
+              </w:rPr>
+              <w:t xml:space="preserve"> Deployment </w:t>
+            </w:r>
+            <w:r>
+              <w:rPr>
+                <w:rFonts w:ascii="Arial" w:eastAsia="Times New Roman" w:hAnsi="Arial" w:cs="Arial"/>
+                <w:b/>
+                <w:bCs/>
+                <w:sz w:val="24"/>
+                <w:szCs w:val="24"/>
+                <w:lang w:eastAsia="en-IN"/>
+                <w14:shadow w14:blurRad="0" w14:dist="0" w14:dir="0" w14:sx="0" w14:sy="0" w14:kx="0" w14:ky="0" w14:algn="none">
+                  <w14:srgbClr w14:val="000000"/>
+                </w14:shadow>
+              </w:rPr>
+              <w:t>→</w:t>
+            </w:r>
+            <w:r>
+              <w:rPr>
+                <w:rFonts w:ascii="Times New Roman" w:eastAsia="Times New Roman" w:hAnsi="Times New Roman" w:cs="Times New Roman"/>
+                <w:b/>
+                <w:bCs/>
+                <w:sz w:val="24"/>
+                <w:szCs w:val="24"/>
+                <w:lang w:eastAsia="en-IN"/>
+                <w14:shadow w14:blurRad="0" w14:dist="0" w14:dir="0" w14:sx="0" w14:sy="0" w14:kx="0" w14:ky="0" w14:algn="none">
+                  <w14:srgbClr w14:val="000000"/>
+                </w14:shadow>
+              </w:rPr>
+              <w:t xml:space="preserve"> restart Pods.</w:t>
+            </w:r>
+          </w:p>
+          <w:p>
+            <w:pPr>
+              <w:spacing w:before="100" w:beforeAutospacing="1" w:after="100" w:afterAutospacing="1"/>
+              <w:rPr>
+                <w:rFonts w:ascii="Times New Roman" w:eastAsia="Times New Roman" w:hAnsi="Times New Roman" w:cs="Times New Roman"/>
+                <w:sz w:val="24"/>
+                <w:szCs w:val="24"/>
+                <w:lang w:eastAsia="en-IN"/>
+                <w14:shadow w14:blurRad="0" w14:dist="0" w14:dir="0" w14:sx="0" w14:sy="0" w14:kx="0" w14:ky="0" w14:algn="none">
+                  <w14:srgbClr w14:val="000000"/>
+                </w14:shadow>
+              </w:rPr>
+            </w:pPr>
+            <w:r>
+              <w:rPr>
+                <w:rFonts w:ascii="Times New Roman" w:eastAsia="Times New Roman" w:hAnsi="Times New Roman" w:cs="Times New Roman"/>
+                <w:sz w:val="24"/>
+                <w:szCs w:val="24"/>
+                <w:lang w:eastAsia="en-IN"/>
+                <w14:shadow w14:blurRad="0" w14:dist="0" w14:dir="0" w14:sx="0" w14:sy="0" w14:kx="0" w14:ky="0" w14:algn="none">
+                  <w14:srgbClr w14:val="000000"/>
+                </w14:shadow>
+              </w:rPr>
+              <w:t>Instead:</w:t>
+            </w:r>
+          </w:p>
+          <w:p>
+            <w:pPr>
+              <w:spacing w:before="100" w:beforeAutospacing="1" w:after="100" w:afterAutospacing="1"/>
+              <w:rPr>
+                <w:rFonts w:ascii="Times New Roman" w:eastAsia="Times New Roman" w:hAnsi="Times New Roman" w:cs="Times New Roman"/>
+                <w:sz w:val="24"/>
+                <w:szCs w:val="24"/>
+                <w:lang w:eastAsia="en-IN"/>
+                <w14:shadow w14:blurRad="0" w14:dist="0" w14:dir="0" w14:sx="0" w14:sy="0" w14:kx="0" w14:ky="0" w14:algn="none">
+                  <w14:srgbClr w14:val="000000"/>
+                </w14:shadow>
+              </w:rPr>
+            </w:pPr>
+            <w:r>
+              <w:rPr>
+                <w:rFonts w:ascii="Times New Roman" w:eastAsia="Times New Roman" w:hAnsi="Times New Roman" w:cs="Times New Roman"/>
+                <w:b/>
+                <w:bCs/>
+                <w:sz w:val="24"/>
+                <w:szCs w:val="24"/>
+                <w:lang w:eastAsia="en-IN"/>
+                <w14:shadow w14:blurRad="0" w14:dist="0" w14:dir="0" w14:sx="0" w14:sy="0" w14:kx="0" w14:ky="0" w14:algn="none">
+                  <w14:srgbClr w14:val="000000"/>
+                </w14:shadow>
+              </w:rPr>
+              <w:t xml:space="preserve">Kubernetes watches the Deployment's </w:t>
+            </w:r>
+            <w:r>
+              <w:rPr>
+                <w:rFonts w:ascii="Courier New" w:eastAsia="Times New Roman" w:hAnsi="Courier New" w:cs="Courier New"/>
+                <w:b/>
+                <w:bCs/>
+                <w:sz w:val="20"/>
+                <w:szCs w:val="20"/>
+                <w:lang w:eastAsia="en-IN"/>
+                <w14:shadow w14:blurRad="0" w14:dist="0" w14:dir="0" w14:sx="0" w14:sy="0" w14:kx="0" w14:ky="0" w14:algn="none">
+                  <w14:srgbClr w14:val="000000"/>
+                </w14:shadow>
+              </w:rPr>
+              <w:t>spec.template</w:t>
+            </w:r>
+            <w:r>
+              <w:rPr>
+                <w:rFonts w:ascii="Times New Roman" w:eastAsia="Times New Roman" w:hAnsi="Times New Roman" w:cs="Times New Roman"/>
+                <w:b/>
+                <w:bCs/>
+                <w:sz w:val="24"/>
+                <w:szCs w:val="24"/>
+                <w:lang w:eastAsia="en-IN"/>
+                <w14:shadow w14:blurRad="0" w14:dist="0" w14:dir="0" w14:sx="0" w14:sy="0" w14:kx="0" w14:ky="0" w14:algn="none">
+                  <w14:srgbClr w14:val="000000"/>
+                </w14:shadow>
+              </w:rPr>
+              <w:t>.</w:t>
+            </w:r>
+          </w:p>
+          <w:p>
+            <w:pPr>
+              <w:spacing w:before="100" w:beforeAutospacing="1" w:after="100" w:afterAutospacing="1"/>
+              <w:rPr>
+                <w:rFonts w:ascii="Times New Roman" w:eastAsia="Times New Roman" w:hAnsi="Times New Roman" w:cs="Times New Roman"/>
+                <w:sz w:val="24"/>
+                <w:szCs w:val="24"/>
+                <w:lang w:eastAsia="en-IN"/>
+                <w14:shadow w14:blurRad="0" w14:dist="0" w14:dir="0" w14:sx="0" w14:sy="0" w14:kx="0" w14:ky="0" w14:algn="none">
+                  <w14:srgbClr w14:val="000000"/>
+                </w14:shadow>
+              </w:rPr>
+            </w:pPr>
+            <w:r>
+              <w:rPr>
+                <w:rFonts w:ascii="Times New Roman" w:eastAsia="Times New Roman" w:hAnsi="Times New Roman" w:cs="Times New Roman"/>
+                <w:sz w:val="24"/>
+                <w:szCs w:val="24"/>
+                <w:lang w:eastAsia="en-IN"/>
+                <w14:shadow w14:blurRad="0" w14:dist="0" w14:dir="0" w14:sx="0" w14:sy="0" w14:kx="0" w14:ky="0" w14:algn="none">
+                  <w14:srgbClr w14:val="000000"/>
+                </w14:shadow>
+              </w:rPr>
+              <w:t xml:space="preserve">If </w:t>
+            </w:r>
+            <w:r>
+              <w:rPr>
+                <w:rFonts w:ascii="Courier New" w:eastAsia="Times New Roman" w:hAnsi="Courier New" w:cs="Courier New"/>
+                <w:sz w:val="20"/>
+                <w:szCs w:val="20"/>
+                <w:lang w:eastAsia="en-IN"/>
+                <w14:shadow w14:blurRad="0" w14:dist="0" w14:dir="0" w14:sx="0" w14:sy="0" w14:kx="0" w14:ky="0" w14:algn="none">
+                  <w14:srgbClr w14:val="000000"/>
+                </w14:shadow>
+              </w:rPr>
+              <w:t>spec.template</w:t>
+            </w:r>
+            <w:r>
+              <w:rPr>
+                <w:rFonts w:ascii="Times New Roman" w:eastAsia="Times New Roman" w:hAnsi="Times New Roman" w:cs="Times New Roman"/>
+                <w:sz w:val="24"/>
+                <w:szCs w:val="24"/>
+                <w:lang w:eastAsia="en-IN"/>
+                <w14:shadow w14:blurRad="0" w14:dist="0" w14:dir="0" w14:sx="0" w14:sy="0" w14:kx="0" w14:ky="0" w14:algn="none">
+                  <w14:srgbClr w14:val="000000"/>
+                </w14:shadow>
+              </w:rPr>
+              <w:t xml:space="preserve"> changes:</w:t>
+            </w:r>
+          </w:p>
+          <w:p>
+            <w:pPr>
+              <w:tabs>
+                <w:tab w:val="left" w:pos="916"/>
+                <w:tab w:val="left" w:pos="1832"/>
+                <w:tab w:val="left" w:pos="2748"/>
+                <w:tab w:val="left" w:pos="3664"/>
+                <w:tab w:val="left" w:pos="4580"/>
+                <w:tab w:val="left" w:pos="5496"/>
+                <w:tab w:val="left" w:pos="6412"/>
+                <w:tab w:val="left" w:pos="7328"/>
+                <w:tab w:val="left" w:pos="8244"/>
+                <w:tab w:val="left" w:pos="9160"/>
+                <w:tab w:val="left" w:pos="10076"/>
+                <w:tab w:val="left" w:pos="10992"/>
+                <w:tab w:val="left" w:pos="11908"/>
+                <w:tab w:val="left" w:pos="12824"/>
+                <w:tab w:val="left" w:pos="13740"/>
+                <w:tab w:val="left" w:pos="14656"/>
+              </w:tabs>
+              <w:rPr>
+                <w:rFonts w:ascii="Courier New" w:eastAsia="Times New Roman" w:hAnsi="Courier New" w:cs="Courier New"/>
+                <w:sz w:val="20"/>
+                <w:szCs w:val="20"/>
+                <w:lang w:eastAsia="en-IN"/>
+                <w14:shadow w14:blurRad="0" w14:dist="0" w14:dir="0" w14:sx="0" w14:sy="0" w14:kx="0" w14:ky="0" w14:algn="none">
+                  <w14:srgbClr w14:val="000000"/>
+                </w14:shadow>
+              </w:rPr>
+            </w:pPr>
+            <w:r>
+              <w:rPr>
+                <w:rFonts w:ascii="Courier New" w:eastAsia="Times New Roman" w:hAnsi="Courier New" w:cs="Courier New"/>
+                <w:sz w:val="20"/>
+                <w:szCs w:val="20"/>
+                <w:lang w:eastAsia="en-IN"/>
+                <w14:shadow w14:blurRad="0" w14:dist="0" w14:dir="0" w14:sx="0" w14:sy="0" w14:kx="0" w14:ky="0" w14:algn="none">
+                  <w14:srgbClr w14:val="000000"/>
+                </w14:shadow>
+              </w:rPr>
+              <w:t>Deployment</w:t>
+            </w:r>
+          </w:p>
+          <w:p>
+            <w:pPr>
+              <w:tabs>
+                <w:tab w:val="left" w:pos="916"/>
+                <w:tab w:val="left" w:pos="1832"/>
+                <w:tab w:val="left" w:pos="2748"/>
+                <w:tab w:val="left" w:pos="3664"/>
+                <w:tab w:val="left" w:pos="4580"/>
+                <w:tab w:val="left" w:pos="5496"/>
+                <w:tab w:val="left" w:pos="6412"/>
+                <w:tab w:val="left" w:pos="7328"/>
+                <w:tab w:val="left" w:pos="8244"/>
+                <w:tab w:val="left" w:pos="9160"/>
+                <w:tab w:val="left" w:pos="10076"/>
+                <w:tab w:val="left" w:pos="10992"/>
+                <w:tab w:val="left" w:pos="11908"/>
+                <w:tab w:val="left" w:pos="12824"/>
+                <w:tab w:val="left" w:pos="13740"/>
+                <w:tab w:val="left" w:pos="14656"/>
+              </w:tabs>
+              <w:rPr>
+                <w:rFonts w:ascii="Courier New" w:eastAsia="Times New Roman" w:hAnsi="Courier New" w:cs="Courier New"/>
+                <w:sz w:val="20"/>
+                <w:szCs w:val="20"/>
+                <w:lang w:eastAsia="en-IN"/>
+                <w14:shadow w14:blurRad="0" w14:dist="0" w14:dir="0" w14:sx="0" w14:sy="0" w14:kx="0" w14:ky="0" w14:algn="none">
+                  <w14:srgbClr w14:val="000000"/>
+                </w14:shadow>
+              </w:rPr>
+            </w:pPr>
+            <w:r>
+              <w:rPr>
+                <w:rFonts w:ascii="Courier New" w:eastAsia="Times New Roman" w:hAnsi="Courier New" w:cs="Courier New"/>
+                <w:sz w:val="20"/>
+                <w:szCs w:val="20"/>
+                <w:lang w:eastAsia="en-IN"/>
+                <w14:shadow w14:blurRad="0" w14:dist="0" w14:dir="0" w14:sx="0" w14:sy="0" w14:kx="0" w14:ky="0" w14:algn="none">
+                  <w14:srgbClr w14:val="000000"/>
+                </w14:shadow>
+              </w:rPr>
+              <w:t xml:space="preserve">   │</w:t>
+            </w:r>
+          </w:p>
+          <w:p>
+            <w:pPr>
+              <w:tabs>
+                <w:tab w:val="left" w:pos="916"/>
+                <w:tab w:val="left" w:pos="1832"/>
+                <w:tab w:val="left" w:pos="2748"/>
+                <w:tab w:val="left" w:pos="3664"/>
+                <w:tab w:val="left" w:pos="4580"/>
+                <w:tab w:val="left" w:pos="5496"/>
+                <w:tab w:val="left" w:pos="6412"/>
+                <w:tab w:val="left" w:pos="7328"/>
+                <w:tab w:val="left" w:pos="8244"/>
+                <w:tab w:val="left" w:pos="9160"/>
+                <w:tab w:val="left" w:pos="10076"/>
+                <w:tab w:val="left" w:pos="10992"/>
+                <w:tab w:val="left" w:pos="11908"/>
+                <w:tab w:val="left" w:pos="12824"/>
+                <w:tab w:val="left" w:pos="13740"/>
+                <w:tab w:val="left" w:pos="14656"/>
+              </w:tabs>
+              <w:rPr>
+                <w:rFonts w:ascii="Courier New" w:eastAsia="Times New Roman" w:hAnsi="Courier New" w:cs="Courier New"/>
+                <w:sz w:val="20"/>
+                <w:szCs w:val="20"/>
+                <w:lang w:eastAsia="en-IN"/>
+                <w14:shadow w14:blurRad="0" w14:dist="0" w14:dir="0" w14:sx="0" w14:sy="0" w14:kx="0" w14:ky="0" w14:algn="none">
+                  <w14:srgbClr w14:val="000000"/>
+                </w14:shadow>
+              </w:rPr>
+            </w:pPr>
+            <w:r>
+              <w:rPr>
+                <w:rFonts w:ascii="Courier New" w:eastAsia="Times New Roman" w:hAnsi="Courier New" w:cs="Courier New"/>
+                <w:sz w:val="20"/>
+                <w:szCs w:val="20"/>
+                <w:lang w:eastAsia="en-IN"/>
+                <w14:shadow w14:blurRad="0" w14:dist="0" w14:dir="0" w14:sx="0" w14:sy="0" w14:kx="0" w14:ky="0" w14:algn="none">
+                  <w14:srgbClr w14:val="000000"/>
+                </w14:shadow>
+              </w:rPr>
+              <w:t xml:space="preserve">   └── spec.template changed</w:t>
+            </w:r>
+          </w:p>
+          <w:p>
+            <w:pPr>
+              <w:tabs>
+                <w:tab w:val="left" w:pos="916"/>
+                <w:tab w:val="left" w:pos="1832"/>
+                <w:tab w:val="left" w:pos="2748"/>
+                <w:tab w:val="left" w:pos="3664"/>
+                <w:tab w:val="left" w:pos="4580"/>
+                <w:tab w:val="left" w:pos="5496"/>
+                <w:tab w:val="left" w:pos="6412"/>
+                <w:tab w:val="left" w:pos="7328"/>
+                <w:tab w:val="left" w:pos="8244"/>
+                <w:tab w:val="left" w:pos="9160"/>
+                <w:tab w:val="left" w:pos="10076"/>
+                <w:tab w:val="left" w:pos="10992"/>
+                <w:tab w:val="left" w:pos="11908"/>
+                <w:tab w:val="left" w:pos="12824"/>
+                <w:tab w:val="left" w:pos="13740"/>
+                <w:tab w:val="left" w:pos="14656"/>
+              </w:tabs>
+              <w:rPr>
+                <w:rFonts w:ascii="Courier New" w:eastAsia="Times New Roman" w:hAnsi="Courier New" w:cs="Courier New"/>
+                <w:sz w:val="20"/>
+                <w:szCs w:val="20"/>
+                <w:lang w:eastAsia="en-IN"/>
+                <w14:shadow w14:blurRad="0" w14:dist="0" w14:dir="0" w14:sx="0" w14:sy="0" w14:kx="0" w14:ky="0" w14:algn="none">
+                  <w14:srgbClr w14:val="000000"/>
+                </w14:shadow>
+              </w:rPr>
+            </w:pPr>
+            <w:r>
+              <w:rPr>
+                <w:rFonts w:ascii="Courier New" w:eastAsia="Times New Roman" w:hAnsi="Courier New" w:cs="Courier New"/>
+                <w:sz w:val="20"/>
+                <w:szCs w:val="20"/>
+                <w:lang w:eastAsia="en-IN"/>
+                <w14:shadow w14:blurRad="0" w14:dist="0" w14:dir="0" w14:sx="0" w14:sy="0" w14:kx="0" w14:ky="0" w14:algn="none">
+                  <w14:srgbClr w14:val="000000"/>
+                </w14:shadow>
+              </w:rPr>
+              <w:lastRenderedPageBreak/>
+              <w:t xml:space="preserve">             ↓</w:t>
+            </w:r>
+          </w:p>
+          <w:p>
+            <w:pPr>
+              <w:tabs>
+                <w:tab w:val="left" w:pos="916"/>
+                <w:tab w:val="left" w:pos="1832"/>
+                <w:tab w:val="left" w:pos="2748"/>
+                <w:tab w:val="left" w:pos="3664"/>
+                <w:tab w:val="left" w:pos="4580"/>
+                <w:tab w:val="left" w:pos="5496"/>
+                <w:tab w:val="left" w:pos="6412"/>
+                <w:tab w:val="left" w:pos="7328"/>
+                <w:tab w:val="left" w:pos="8244"/>
+                <w:tab w:val="left" w:pos="9160"/>
+                <w:tab w:val="left" w:pos="10076"/>
+                <w:tab w:val="left" w:pos="10992"/>
+                <w:tab w:val="left" w:pos="11908"/>
+                <w:tab w:val="left" w:pos="12824"/>
+                <w:tab w:val="left" w:pos="13740"/>
+                <w:tab w:val="left" w:pos="14656"/>
+              </w:tabs>
+              <w:rPr>
+                <w:rFonts w:ascii="Courier New" w:eastAsia="Times New Roman" w:hAnsi="Courier New" w:cs="Courier New"/>
+                <w:sz w:val="20"/>
+                <w:szCs w:val="20"/>
+                <w:lang w:eastAsia="en-IN"/>
+                <w14:shadow w14:blurRad="0" w14:dist="0" w14:dir="0" w14:sx="0" w14:sy="0" w14:kx="0" w14:ky="0" w14:algn="none">
+                  <w14:srgbClr w14:val="000000"/>
+                </w14:shadow>
+              </w:rPr>
+            </w:pPr>
+            <w:r>
+              <w:rPr>
+                <w:rFonts w:ascii="Courier New" w:eastAsia="Times New Roman" w:hAnsi="Courier New" w:cs="Courier New"/>
+                <w:sz w:val="20"/>
+                <w:szCs w:val="20"/>
+                <w:lang w:eastAsia="en-IN"/>
+                <w14:shadow w14:blurRad="0" w14:dist="0" w14:dir="0" w14:sx="0" w14:sy="0" w14:kx="0" w14:ky="0" w14:algn="none">
+                  <w14:srgbClr w14:val="000000"/>
+                </w14:shadow>
+              </w:rPr>
+              <w:t xml:space="preserve">       Rolling Update</w:t>
+            </w:r>
+          </w:p>
+          <w:p>
+            <w:pPr>
+              <w:tabs>
+                <w:tab w:val="left" w:pos="916"/>
+                <w:tab w:val="left" w:pos="1832"/>
+                <w:tab w:val="left" w:pos="2748"/>
+                <w:tab w:val="left" w:pos="3664"/>
+                <w:tab w:val="left" w:pos="4580"/>
+                <w:tab w:val="left" w:pos="5496"/>
+                <w:tab w:val="left" w:pos="6412"/>
+                <w:tab w:val="left" w:pos="7328"/>
+                <w:tab w:val="left" w:pos="8244"/>
+                <w:tab w:val="left" w:pos="9160"/>
+                <w:tab w:val="left" w:pos="10076"/>
+                <w:tab w:val="left" w:pos="10992"/>
+                <w:tab w:val="left" w:pos="11908"/>
+                <w:tab w:val="left" w:pos="12824"/>
+                <w:tab w:val="left" w:pos="13740"/>
+                <w:tab w:val="left" w:pos="14656"/>
+              </w:tabs>
+              <w:rPr>
+                <w:rFonts w:ascii="Courier New" w:eastAsia="Times New Roman" w:hAnsi="Courier New" w:cs="Courier New"/>
+                <w:sz w:val="20"/>
+                <w:szCs w:val="20"/>
+                <w:lang w:eastAsia="en-IN"/>
+                <w14:shadow w14:blurRad="0" w14:dist="0" w14:dir="0" w14:sx="0" w14:sy="0" w14:kx="0" w14:ky="0" w14:algn="none">
+                  <w14:srgbClr w14:val="000000"/>
+                </w14:shadow>
+              </w:rPr>
+            </w:pPr>
+            <w:r>
+              <w:rPr>
+                <w:rFonts w:ascii="Courier New" w:eastAsia="Times New Roman" w:hAnsi="Courier New" w:cs="Courier New"/>
+                <w:sz w:val="20"/>
+                <w:szCs w:val="20"/>
+                <w:lang w:eastAsia="en-IN"/>
+                <w14:shadow w14:blurRad="0" w14:dist="0" w14:dir="0" w14:sx="0" w14:sy="0" w14:kx="0" w14:ky="0" w14:algn="none">
+                  <w14:srgbClr w14:val="000000"/>
+                </w14:shadow>
+              </w:rPr>
+              <w:t xml:space="preserve">             ↓</w:t>
+            </w:r>
+          </w:p>
+          <w:p>
+            <w:pPr>
+              <w:tabs>
+                <w:tab w:val="left" w:pos="916"/>
+                <w:tab w:val="left" w:pos="1832"/>
+                <w:tab w:val="left" w:pos="2748"/>
+                <w:tab w:val="left" w:pos="3664"/>
+                <w:tab w:val="left" w:pos="4580"/>
+                <w:tab w:val="left" w:pos="5496"/>
+                <w:tab w:val="left" w:pos="6412"/>
+                <w:tab w:val="left" w:pos="7328"/>
+                <w:tab w:val="left" w:pos="8244"/>
+                <w:tab w:val="left" w:pos="9160"/>
+                <w:tab w:val="left" w:pos="10076"/>
+                <w:tab w:val="left" w:pos="10992"/>
+                <w:tab w:val="left" w:pos="11908"/>
+                <w:tab w:val="left" w:pos="12824"/>
+                <w:tab w:val="left" w:pos="13740"/>
+                <w:tab w:val="left" w:pos="14656"/>
+              </w:tabs>
+              <w:rPr>
+                <w:rFonts w:ascii="Courier New" w:eastAsia="Times New Roman" w:hAnsi="Courier New" w:cs="Courier New"/>
+                <w:sz w:val="20"/>
+                <w:szCs w:val="20"/>
+                <w:lang w:eastAsia="en-IN"/>
+                <w14:shadow w14:blurRad="0" w14:dist="0" w14:dir="0" w14:sx="0" w14:sy="0" w14:kx="0" w14:ky="0" w14:algn="none">
+                  <w14:srgbClr w14:val="000000"/>
+                </w14:shadow>
+              </w:rPr>
+            </w:pPr>
+            <w:r>
+              <w:rPr>
+                <w:rFonts w:ascii="Courier New" w:eastAsia="Times New Roman" w:hAnsi="Courier New" w:cs="Courier New"/>
+                <w:sz w:val="20"/>
+                <w:szCs w:val="20"/>
+                <w:lang w:eastAsia="en-IN"/>
+                <w14:shadow w14:blurRad="0" w14:dist="0" w14:dir="0" w14:sx="0" w14:sy="0" w14:kx="0" w14:ky="0" w14:algn="none">
+                  <w14:srgbClr w14:val="000000"/>
+                </w14:shadow>
+              </w:rPr>
+              <w:t xml:space="preserve">         New Pods</w:t>
+            </w:r>
+          </w:p>
+          <w:p>
+            <w:pPr>
+              <w:spacing w:before="100" w:beforeAutospacing="1" w:after="100" w:afterAutospacing="1"/>
+              <w:rPr>
+                <w:rFonts w:ascii="Times New Roman" w:eastAsia="Times New Roman" w:hAnsi="Times New Roman" w:cs="Times New Roman"/>
+                <w:sz w:val="24"/>
+                <w:szCs w:val="24"/>
+                <w:lang w:eastAsia="en-IN"/>
+                <w14:shadow w14:blurRad="0" w14:dist="0" w14:dir="0" w14:sx="0" w14:sy="0" w14:kx="0" w14:ky="0" w14:algn="none">
+                  <w14:srgbClr w14:val="000000"/>
+                </w14:shadow>
+              </w:rPr>
+            </w:pPr>
+            <w:r>
+              <w:rPr>
+                <w:rFonts w:ascii="Times New Roman" w:eastAsia="Times New Roman" w:hAnsi="Times New Roman" w:cs="Times New Roman"/>
+                <w:sz w:val="24"/>
+                <w:szCs w:val="24"/>
+                <w:lang w:eastAsia="en-IN"/>
+                <w14:shadow w14:blurRad="0" w14:dist="0" w14:dir="0" w14:sx="0" w14:sy="0" w14:kx="0" w14:ky="0" w14:algn="none">
+                  <w14:srgbClr w14:val="000000"/>
+                </w14:shadow>
+              </w:rPr>
+              <w:t>A ConfigMap can change independently:</w:t>
+            </w:r>
+          </w:p>
+          <w:p>
+            <w:pPr>
+              <w:tabs>
+                <w:tab w:val="left" w:pos="916"/>
+                <w:tab w:val="left" w:pos="1832"/>
+                <w:tab w:val="left" w:pos="2748"/>
+                <w:tab w:val="left" w:pos="3664"/>
+                <w:tab w:val="left" w:pos="4580"/>
+                <w:tab w:val="left" w:pos="5496"/>
+                <w:tab w:val="left" w:pos="6412"/>
+                <w:tab w:val="left" w:pos="7328"/>
+                <w:tab w:val="left" w:pos="8244"/>
+                <w:tab w:val="left" w:pos="9160"/>
+                <w:tab w:val="left" w:pos="10076"/>
+                <w:tab w:val="left" w:pos="10992"/>
+                <w:tab w:val="left" w:pos="11908"/>
+                <w:tab w:val="left" w:pos="12824"/>
+                <w:tab w:val="left" w:pos="13740"/>
+                <w:tab w:val="left" w:pos="14656"/>
+              </w:tabs>
+              <w:rPr>
+                <w:rFonts w:ascii="Courier New" w:eastAsia="Times New Roman" w:hAnsi="Courier New" w:cs="Courier New"/>
+                <w:sz w:val="20"/>
+                <w:szCs w:val="20"/>
+                <w:lang w:eastAsia="en-IN"/>
+                <w14:shadow w14:blurRad="0" w14:dist="0" w14:dir="0" w14:sx="0" w14:sy="0" w14:kx="0" w14:ky="0" w14:algn="none">
+                  <w14:srgbClr w14:val="000000"/>
+                </w14:shadow>
+              </w:rPr>
+            </w:pPr>
+            <w:r>
+              <w:rPr>
+                <w:rFonts w:ascii="Courier New" w:eastAsia="Times New Roman" w:hAnsi="Courier New" w:cs="Courier New"/>
+                <w:sz w:val="20"/>
+                <w:szCs w:val="20"/>
+                <w:lang w:eastAsia="en-IN"/>
+                <w14:shadow w14:blurRad="0" w14:dist="0" w14:dir="0" w14:sx="0" w14:sy="0" w14:kx="0" w14:ky="0" w14:algn="none">
+                  <w14:srgbClr w14:val="000000"/>
+                </w14:shadow>
+              </w:rPr>
+              <w:t>ConfigMap changed</w:t>
+            </w:r>
+          </w:p>
+          <w:p>
+            <w:pPr>
+              <w:tabs>
+                <w:tab w:val="left" w:pos="916"/>
+                <w:tab w:val="left" w:pos="1832"/>
+                <w:tab w:val="left" w:pos="2748"/>
+                <w:tab w:val="left" w:pos="3664"/>
+                <w:tab w:val="left" w:pos="4580"/>
+                <w:tab w:val="left" w:pos="5496"/>
+                <w:tab w:val="left" w:pos="6412"/>
+                <w:tab w:val="left" w:pos="7328"/>
+                <w:tab w:val="left" w:pos="8244"/>
+                <w:tab w:val="left" w:pos="9160"/>
+                <w:tab w:val="left" w:pos="10076"/>
+                <w:tab w:val="left" w:pos="10992"/>
+                <w:tab w:val="left" w:pos="11908"/>
+                <w:tab w:val="left" w:pos="12824"/>
+                <w:tab w:val="left" w:pos="13740"/>
+                <w:tab w:val="left" w:pos="14656"/>
+              </w:tabs>
+              <w:rPr>
+                <w:rFonts w:ascii="Courier New" w:eastAsia="Times New Roman" w:hAnsi="Courier New" w:cs="Courier New"/>
+                <w:sz w:val="20"/>
+                <w:szCs w:val="20"/>
+                <w:lang w:eastAsia="en-IN"/>
+                <w14:shadow w14:blurRad="0" w14:dist="0" w14:dir="0" w14:sx="0" w14:sy="0" w14:kx="0" w14:ky="0" w14:algn="none">
+                  <w14:srgbClr w14:val="000000"/>
+                </w14:shadow>
+              </w:rPr>
+            </w:pPr>
+            <w:r>
+              <w:rPr>
+                <w:rFonts w:ascii="Courier New" w:eastAsia="Times New Roman" w:hAnsi="Courier New" w:cs="Courier New"/>
+                <w:sz w:val="20"/>
+                <w:szCs w:val="20"/>
+                <w:lang w:eastAsia="en-IN"/>
+                <w14:shadow w14:blurRad="0" w14:dist="0" w14:dir="0" w14:sx="0" w14:sy="0" w14:kx="0" w14:ky="0" w14:algn="none">
+                  <w14:srgbClr w14:val="000000"/>
+                </w14:shadow>
+              </w:rPr>
+              <w:t xml:space="preserve">       ↓</w:t>
+            </w:r>
+          </w:p>
+          <w:p>
+            <w:pPr>
+              <w:tabs>
+                <w:tab w:val="left" w:pos="916"/>
+                <w:tab w:val="left" w:pos="1832"/>
+                <w:tab w:val="left" w:pos="2748"/>
+                <w:tab w:val="left" w:pos="3664"/>
+                <w:tab w:val="left" w:pos="4580"/>
+                <w:tab w:val="left" w:pos="5496"/>
+                <w:tab w:val="left" w:pos="6412"/>
+                <w:tab w:val="left" w:pos="7328"/>
+                <w:tab w:val="left" w:pos="8244"/>
+                <w:tab w:val="left" w:pos="9160"/>
+                <w:tab w:val="left" w:pos="10076"/>
+                <w:tab w:val="left" w:pos="10992"/>
+                <w:tab w:val="left" w:pos="11908"/>
+                <w:tab w:val="left" w:pos="12824"/>
+                <w:tab w:val="left" w:pos="13740"/>
+                <w:tab w:val="left" w:pos="14656"/>
+              </w:tabs>
+              <w:rPr>
+                <w:rFonts w:ascii="Courier New" w:eastAsia="Times New Roman" w:hAnsi="Courier New" w:cs="Courier New"/>
+                <w:sz w:val="20"/>
+                <w:szCs w:val="20"/>
+                <w:lang w:eastAsia="en-IN"/>
+                <w14:shadow w14:blurRad="0" w14:dist="0" w14:dir="0" w14:sx="0" w14:sy="0" w14:kx="0" w14:ky="0" w14:algn="none">
+                  <w14:srgbClr w14:val="000000"/>
+                </w14:shadow>
+              </w:rPr>
+            </w:pPr>
+            <w:r>
+              <w:rPr>
+                <w:rFonts w:ascii="Courier New" w:eastAsia="Times New Roman" w:hAnsi="Courier New" w:cs="Courier New"/>
+                <w:sz w:val="20"/>
+                <w:szCs w:val="20"/>
+                <w:lang w:eastAsia="en-IN"/>
+                <w14:shadow w14:blurRad="0" w14:dist="0" w14:dir="0" w14:sx="0" w14:sy="0" w14:kx="0" w14:ky="0" w14:algn="none">
+                  <w14:srgbClr w14:val="000000"/>
+                </w14:shadow>
+              </w:rPr>
+              <w:t>Deployment unchanged</w:t>
+            </w:r>
+          </w:p>
+          <w:p>
+            <w:pPr>
+              <w:tabs>
+                <w:tab w:val="left" w:pos="916"/>
+                <w:tab w:val="left" w:pos="1832"/>
+                <w:tab w:val="left" w:pos="2748"/>
+                <w:tab w:val="left" w:pos="3664"/>
+                <w:tab w:val="left" w:pos="4580"/>
+                <w:tab w:val="left" w:pos="5496"/>
+                <w:tab w:val="left" w:pos="6412"/>
+                <w:tab w:val="left" w:pos="7328"/>
+                <w:tab w:val="left" w:pos="8244"/>
+                <w:tab w:val="left" w:pos="9160"/>
+                <w:tab w:val="left" w:pos="10076"/>
+                <w:tab w:val="left" w:pos="10992"/>
+                <w:tab w:val="left" w:pos="11908"/>
+                <w:tab w:val="left" w:pos="12824"/>
+                <w:tab w:val="left" w:pos="13740"/>
+                <w:tab w:val="left" w:pos="14656"/>
+              </w:tabs>
+              <w:rPr>
+                <w:rFonts w:ascii="Courier New" w:eastAsia="Times New Roman" w:hAnsi="Courier New" w:cs="Courier New"/>
+                <w:sz w:val="20"/>
+                <w:szCs w:val="20"/>
+                <w:lang w:eastAsia="en-IN"/>
+                <w14:shadow w14:blurRad="0" w14:dist="0" w14:dir="0" w14:sx="0" w14:sy="0" w14:kx="0" w14:ky="0" w14:algn="none">
+                  <w14:srgbClr w14:val="000000"/>
+                </w14:shadow>
+              </w:rPr>
+            </w:pPr>
+            <w:r>
+              <w:rPr>
+                <w:rFonts w:ascii="Courier New" w:eastAsia="Times New Roman" w:hAnsi="Courier New" w:cs="Courier New"/>
+                <w:sz w:val="20"/>
+                <w:szCs w:val="20"/>
+                <w:lang w:eastAsia="en-IN"/>
+                <w14:shadow w14:blurRad="0" w14:dist="0" w14:dir="0" w14:sx="0" w14:sy="0" w14:kx="0" w14:ky="0" w14:algn="none">
+                  <w14:srgbClr w14:val="000000"/>
+                </w14:shadow>
+              </w:rPr>
+              <w:t xml:space="preserve">       ↓</w:t>
+            </w:r>
+          </w:p>
+          <w:p>
+            <w:pPr>
+              <w:tabs>
+                <w:tab w:val="left" w:pos="916"/>
+                <w:tab w:val="left" w:pos="1832"/>
+                <w:tab w:val="left" w:pos="2748"/>
+                <w:tab w:val="left" w:pos="3664"/>
+                <w:tab w:val="left" w:pos="4580"/>
+                <w:tab w:val="left" w:pos="5496"/>
+                <w:tab w:val="left" w:pos="6412"/>
+                <w:tab w:val="left" w:pos="7328"/>
+                <w:tab w:val="left" w:pos="8244"/>
+                <w:tab w:val="left" w:pos="9160"/>
+                <w:tab w:val="left" w:pos="10076"/>
+                <w:tab w:val="left" w:pos="10992"/>
+                <w:tab w:val="left" w:pos="11908"/>
+                <w:tab w:val="left" w:pos="12824"/>
+                <w:tab w:val="left" w:pos="13740"/>
+                <w:tab w:val="left" w:pos="14656"/>
+              </w:tabs>
+              <w:rPr>
+                <w:rFonts w:ascii="Courier New" w:eastAsia="Times New Roman" w:hAnsi="Courier New" w:cs="Courier New"/>
+                <w:sz w:val="20"/>
+                <w:szCs w:val="20"/>
+                <w:lang w:eastAsia="en-IN"/>
+                <w14:shadow w14:blurRad="0" w14:dist="0" w14:dir="0" w14:sx="0" w14:sy="0" w14:kx="0" w14:ky="0" w14:algn="none">
+                  <w14:srgbClr w14:val="000000"/>
+                </w14:shadow>
+              </w:rPr>
+            </w:pPr>
+            <w:r>
+              <w:rPr>
+                <w:rFonts w:ascii="Courier New" w:eastAsia="Times New Roman" w:hAnsi="Courier New" w:cs="Courier New"/>
+                <w:sz w:val="20"/>
+                <w:szCs w:val="20"/>
+                <w:lang w:eastAsia="en-IN"/>
+                <w14:shadow w14:blurRad="0" w14:dist="0" w14:dir="0" w14:sx="0" w14:sy="0" w14:kx="0" w14:ky="0" w14:algn="none">
+                  <w14:srgbClr w14:val="000000"/>
+                </w14:shadow>
+              </w:rPr>
+              <w:t>No rollout</w:t>
+            </w:r>
+          </w:p>
+          <w:p>
+            <w:pPr>
+              <w:spacing w:before="100" w:beforeAutospacing="1" w:after="100" w:afterAutospacing="1"/>
+              <w:rPr>
+                <w:rFonts w:ascii="Times New Roman" w:eastAsia="Times New Roman" w:hAnsi="Times New Roman" w:cs="Times New Roman"/>
+                <w:sz w:val="24"/>
+                <w:szCs w:val="24"/>
+                <w:lang w:eastAsia="en-IN"/>
+                <w14:shadow w14:blurRad="0" w14:dist="0" w14:dir="0" w14:sx="0" w14:sy="0" w14:kx="0" w14:ky="0" w14:algn="none">
+                  <w14:srgbClr w14:val="000000"/>
+                </w14:shadow>
+              </w:rPr>
+            </w:pPr>
+            <w:r>
+              <w:rPr>
+                <w:rFonts w:ascii="Times New Roman" w:eastAsia="Times New Roman" w:hAnsi="Times New Roman" w:cs="Times New Roman"/>
+                <w:sz w:val="24"/>
+                <w:szCs w:val="24"/>
+                <w:lang w:eastAsia="en-IN"/>
+                <w14:shadow w14:blurRad="0" w14:dist="0" w14:dir="0" w14:sx="0" w14:sy="0" w14:kx="0" w14:ky="0" w14:algn="none">
+                  <w14:srgbClr w14:val="000000"/>
+                </w14:shadow>
+              </w:rPr>
+              <w:t xml:space="preserve">Helm's checksum technique simply </w:t>
+            </w:r>
+            <w:r>
+              <w:rPr>
+                <w:rFonts w:ascii="Times New Roman" w:eastAsia="Times New Roman" w:hAnsi="Times New Roman" w:cs="Times New Roman"/>
+                <w:b/>
+                <w:bCs/>
+                <w:sz w:val="24"/>
+                <w:szCs w:val="24"/>
+                <w:lang w:eastAsia="en-IN"/>
+                <w14:shadow w14:blurRad="0" w14:dist="0" w14:dir="0" w14:sx="0" w14:sy="0" w14:kx="0" w14:ky="0" w14:algn="none">
+                  <w14:srgbClr w14:val="000000"/>
+                </w14:shadow>
+              </w:rPr>
+              <w:t>connects the two</w:t>
+            </w:r>
+            <w:r>
+              <w:rPr>
+                <w:rFonts w:ascii="Times New Roman" w:eastAsia="Times New Roman" w:hAnsi="Times New Roman" w:cs="Times New Roman"/>
+                <w:sz w:val="24"/>
+                <w:szCs w:val="24"/>
+                <w:lang w:eastAsia="en-IN"/>
+                <w14:shadow w14:blurRad="0" w14:dist="0" w14:dir="0" w14:sx="0" w14:sy="0" w14:kx="0" w14:ky="0" w14:algn="none">
+                  <w14:srgbClr w14:val="000000"/>
+                </w14:shadow>
+              </w:rPr>
+              <w:t xml:space="preserve"> by putting a hash of the ConfigMap into the Deployment's Pod template.</w:t>
+            </w:r>
+          </w:p>
+          <w:p>
+            <w:pPr>
+              <w:spacing w:before="100" w:beforeAutospacing="1" w:after="100" w:afterAutospacing="1"/>
+              <w:rPr>
+                <w:rFonts w:ascii="Times New Roman" w:eastAsia="Times New Roman" w:hAnsi="Times New Roman" w:cs="Times New Roman"/>
+                <w:sz w:val="24"/>
+                <w:szCs w:val="24"/>
+                <w:lang w:eastAsia="en-IN"/>
+                <w14:shadow w14:blurRad="0" w14:dist="0" w14:dir="0" w14:sx="0" w14:sy="0" w14:kx="0" w14:ky="0" w14:algn="none">
+                  <w14:srgbClr w14:val="000000"/>
+                </w14:shadow>
+              </w:rPr>
+            </w:pPr>
+            <w:r>
+              <w:t>The restart is a Kubernetes behavior, not a Helm behavior. Helm is commonly used to automatically inject a ConfigMap checksum into the Deployment's Pod template. When the checksum changes, Kubernetes detects the Pod template change and performs a rolling update.</w:t>
+            </w:r>
+            <w:bookmarkStart w:id="0" w:name="_GoBack"/>
+            <w:bookmarkEnd w:id="0"/>
+          </w:p>
+          <w:p>
+            <w:pPr>
+              <w:pStyle w:val="pdq2pgselectionanchorcontainer"/>
+            </w:pPr>
+          </w:p>
+        </w:tc>
+        <w:tc>
+          <w:tcPr>
+            <w:tcW w:w="11515" w:type="dxa"/>
+          </w:tcPr>
+          <w:p>
+            <w:pPr>
+              <w:pStyle w:val="Heading3"/>
+              <w:outlineLvl w:val="2"/>
+            </w:pPr>
+          </w:p>
+        </w:tc>
+      </w:tr>
+    </w:tbl>
+    <w:p/>
+    <w:p>
+      <w:pPr>
+        <w:pStyle w:val="h3-yell"/>
+        <w:numPr>
+          <w:ilvl w:val="0"/>
+          <w:numId w:val="4"/>
+        </w:numPr>
+        <w:ind w:left="1440" w:hanging="1080"/>
       </w:pPr>
       <w:r>
         <w:t xml:space="preserve">Helm </w:t>
@@ -1162,7 +3686,6 @@
             <w14:bevel/>
           </w14:textOutline>
         </w:rPr>
-        <w:lastRenderedPageBreak/>
         <w:t>Helm setup</w:t>
       </w:r>
     </w:p>
@@ -1306,6 +3829,7 @@
           </w:p>
           <w:p>
             <w:r>
+              <w:lastRenderedPageBreak/>
               <w:t xml:space="preserve">and get token, </w:t>
             </w:r>
           </w:p>
@@ -1334,7 +3858,7 @@
                 <v:shape id="_x0000_i1025" type="#_x0000_t75" style="width:77.25pt;height:49.5pt" o:ole="">
                   <v:imagedata r:id="rId16" o:title=""/>
                 </v:shape>
-                <o:OLEObject Type="Embed" ProgID="Package" ShapeID="_x0000_i1025" DrawAspect="Icon" ObjectID="_1802261174" r:id="rId17"/>
+                <o:OLEObject Type="Embed" ProgID="Package" ShapeID="_x0000_i1025" DrawAspect="Icon" ObjectID="_1850908797" r:id="rId17"/>
               </w:object>
             </w:r>
           </w:p>
@@ -1352,6 +3876,7 @@
           <w:p/>
           <w:p>
             <w:r>
+              <w:lastRenderedPageBreak/>
               <w:t>oc login --token=sha256~POkfaHJJil5vjrDUdfraFZjJr-WoSNRAbVh2DE5mqzc --server=https://api.rm2.thpm.p1.openshiftapps.com:6443</w:t>
             </w:r>
           </w:p>
@@ -1695,7 +4220,6 @@
           <w:p/>
           <w:p>
             <w:r>
-              <w:lastRenderedPageBreak/>
               <w:t>usecase:- in local if u keep on changing some code in template yml files, then if u want to just compile without creating objects then we should use this template command,</w:t>
             </w:r>
           </w:p>
@@ -1774,6 +4298,7 @@
           </w:tcPr>
           <w:p>
             <w:r>
+              <w:lastRenderedPageBreak/>
               <w:t xml:space="preserve">This will verify if the template is as per spec of not </w:t>
             </w:r>
             <w:r>
@@ -1939,7 +4464,6 @@
           <w:p/>
           <w:p>
             <w:r>
-              <w:lastRenderedPageBreak/>
               <w:t xml:space="preserve">internally helm will combine all those template yamls together &amp; prepares a single yaml file by replacing all places holder ${}with values present in values.yml  and it will execute that file using </w:t>
             </w:r>
           </w:p>
@@ -1963,7 +4487,6 @@
           </w:tcPr>
           <w:p>
             <w:r>
-              <w:lastRenderedPageBreak/>
               <w:t>helm install &lt;desired chart name&gt; &lt;chart location</w:t>
             </w:r>
             <w:r>
@@ -2056,7 +4579,6 @@
           </w:p>
           <w:p>
             <w:r>
-              <w:lastRenderedPageBreak/>
               <w:t>this chart contains mysql image name</w:t>
             </w:r>
           </w:p>
@@ -2100,7 +4622,6 @@
           </w:tcPr>
           <w:p>
             <w:r>
-              <w:lastRenderedPageBreak/>
               <w:t>installing a local chart</w:t>
             </w:r>
             <w:r>
@@ -2158,6 +4679,7 @@
           </w:tcPr>
           <w:p>
             <w:r>
+              <w:lastRenderedPageBreak/>
               <w:t>install or upgrade – if chart is not there it will install automatically</w:t>
             </w:r>
           </w:p>
@@ -2760,7 +5282,6 @@
           </w:p>
           <w:p>
             <w:r>
-              <w:lastRenderedPageBreak/>
               <w:t>while installing chart we provide values.yml file location right</w:t>
             </w:r>
           </w:p>
@@ -2862,7 +5383,6 @@
           </w:tcPr>
           <w:p>
             <w:r>
-              <w:lastRenderedPageBreak/>
               <w:t xml:space="preserve">// we can see all the values passed to that chart </w:t>
             </w:r>
             <w:r>
@@ -2874,7 +5394,6 @@
           </w:p>
           <w:p>
             <w:r>
-              <w:lastRenderedPageBreak/>
               <w:t>//suppose for 4</w:t>
             </w:r>
             <w:r>
@@ -2956,6 +5475,7 @@
           </w:p>
           <w:p>
             <w:r>
+              <w:lastRenderedPageBreak/>
               <w:t>USER-SUPPLIED VALUES:</w:t>
             </w:r>
           </w:p>
@@ -3202,7 +5722,6 @@
             <w:r>
               <w:t xml:space="preserve">Atomic install – </w:t>
             </w:r>
-            <w:bookmarkStart w:id="0" w:name="_GoBack"/>
             <w:r>
               <w:rPr>
                 <w:color w:val="E84C22" w:themeColor="accent1"/>
@@ -3285,7 +5804,6 @@
               </w:rPr>
               <w:t>keep that</w:t>
             </w:r>
-            <w:bookmarkEnd w:id="0"/>
             <w:r>
               <w:t>, if it is failed then it will autorollback to previous helm successful release</w:t>
             </w:r>
@@ -3391,7 +5909,7 @@
                 <v:shape id="_x0000_i1026" type="#_x0000_t75" style="width:395.25pt;height:612.75pt" o:ole="">
                   <v:imagedata r:id="rId21" o:title=""/>
                 </v:shape>
-                <o:OLEObject Type="Embed" ProgID="PBrush" ShapeID="_x0000_i1026" DrawAspect="Content" ObjectID="_1802261175" r:id="rId22"/>
+                <o:OLEObject Type="Embed" ProgID="PBrush" ShapeID="_x0000_i1026" DrawAspect="Content" ObjectID="_1850908798" r:id="rId22"/>
               </w:object>
             </w:r>
           </w:p>
@@ -5749,7 +8267,7 @@
             <w:r>
               <w:rPr>
                 <w:noProof/>
-                <w:lang w:eastAsia="en-IN" w:bidi="te-IN"/>
+                <w:lang w:eastAsia="en-IN"/>
                 <w14:shadow w14:blurRad="0" w14:dist="0" w14:dir="0" w14:sx="0" w14:sy="0" w14:kx="0" w14:ky="0" w14:algn="none">
                   <w14:srgbClr w14:val="000000"/>
                 </w14:shadow>
@@ -8575,7 +11093,7 @@
                 <v:shape id="_x0000_i1027" type="#_x0000_t75" style="width:261pt;height:174.75pt" o:ole="">
                   <v:imagedata r:id="rId24" o:title=""/>
                 </v:shape>
-                <o:OLEObject Type="Embed" ProgID="PBrush" ShapeID="_x0000_i1027" DrawAspect="Content" ObjectID="_1802261176" r:id="rId25"/>
+                <o:OLEObject Type="Embed" ProgID="PBrush" ShapeID="_x0000_i1027" DrawAspect="Content" ObjectID="_1850908799" r:id="rId25"/>
               </w:object>
             </w:r>
           </w:p>
@@ -8985,7 +11503,7 @@
           <v:shape id="_x0000_i1028" type="#_x0000_t75" style="width:58.5pt;height:40.5pt" o:ole="">
             <v:imagedata r:id="rId26" o:title=""/>
           </v:shape>
-          <o:OLEObject Type="Embed" ProgID="Package" ShapeID="_x0000_i1028" DrawAspect="Content" ObjectID="_1802261177" r:id="rId27"/>
+          <o:OLEObject Type="Embed" ProgID="Package" ShapeID="_x0000_i1028" DrawAspect="Content" ObjectID="_1850908800" r:id="rId27"/>
         </w:object>
       </w:r>
     </w:p>
@@ -9627,7 +12145,7 @@
       <w:r>
         <w:rPr>
           <w:noProof/>
-          <w:lang w:eastAsia="en-IN" w:bidi="te-IN"/>
+          <w:lang w:eastAsia="en-IN"/>
         </w:rPr>
         <w:lastRenderedPageBreak/>
         <w:drawing>
@@ -12299,17 +14817,17 @@
   <w:abstractNum w:abstractNumId="22">
     <w:nsid w:val="56734DD0"/>
     <w:multiLevelType w:val="hybridMultilevel"/>
-    <w:tmpl w:val="83D023D4"/>
-    <w:lvl w:ilvl="0" w:tplc="40090011">
-      <w:start w:val="1"/>
-      <w:numFmt w:val="decimal"/>
-      <w:lvlText w:val="%1)"/>
+    <w:tmpl w:val="A920DD8E"/>
+    <w:lvl w:ilvl="0" w:tplc="40090001">
+      <w:start w:val="1"/>
+      <w:numFmt w:val="bullet"/>
+      <w:lvlText w:val=""/>
       <w:lvlJc w:val="left"/>
       <w:pPr>
         <w:ind w:left="720" w:hanging="360"/>
       </w:pPr>
       <w:rPr>
-        <w:rFonts w:hint="default"/>
+        <w:rFonts w:ascii="Symbol" w:hAnsi="Symbol" w:hint="default"/>
       </w:rPr>
     </w:lvl>
     <w:lvl w:ilvl="1" w:tplc="40090019" w:tentative="1">
@@ -14857,6 +17375,33 @@
       </w14:textOutline>
     </w:rPr>
   </w:style>
+  <w:style w:type="paragraph" w:customStyle="1" w:styleId="pdq2pgselectionanchorcontainer">
+    <w:name w:val="pdq2pg_selectionanchorcontainer"/>
+    <w:basedOn w:val="Normal"/>
+    <w:rsid w:val="00F02390"/>
+    <w:pPr>
+      <w:spacing w:before="100" w:beforeAutospacing="1" w:after="100" w:afterAutospacing="1" w:line="240" w:lineRule="auto"/>
+    </w:pPr>
+    <w:rPr>
+      <w:rFonts w:ascii="Times New Roman" w:eastAsia="Times New Roman" w:hAnsi="Times New Roman" w:cs="Times New Roman"/>
+      <w:sz w:val="24"/>
+      <w:szCs w:val="24"/>
+      <w:lang w:eastAsia="en-IN"/>
+      <w14:shadow w14:blurRad="0" w14:dist="0" w14:dir="0" w14:sx="0" w14:sy="0" w14:kx="0" w14:ky="0" w14:algn="none">
+        <w14:srgbClr w14:val="000000"/>
+      </w14:shadow>
+    </w:rPr>
+  </w:style>
+  <w:style w:type="character" w:customStyle="1" w:styleId="k">
+    <w:name w:val="ͼk"/>
+    <w:basedOn w:val="DefaultParagraphFont"/>
+    <w:rsid w:val="00F02390"/>
+  </w:style>
+  <w:style w:type="character" w:customStyle="1" w:styleId="n">
+    <w:name w:val="ͼn"/>
+    <w:basedOn w:val="DefaultParagraphFont"/>
+    <w:rsid w:val="00F02390"/>
+  </w:style>
 </w:styles>
 </file>
 
@@ -15126,7 +17671,7 @@
 </file>
 
 <file path=customXml/itemProps1.xml><?xml version="1.0" encoding="utf-8"?>
-<ds:datastoreItem xmlns:ds="http://schemas.openxmlformats.org/officeDocument/2006/customXml" ds:itemID="{F10C0484-FBC3-4997-BB8A-684AE98006D3}">
+<ds:datastoreItem xmlns:ds="http://schemas.openxmlformats.org/officeDocument/2006/customXml" ds:itemID="{2141FFC6-C237-40B4-BBDF-99F599D0D23C}">
   <ds:schemaRefs>
     <ds:schemaRef ds:uri="http://schemas.openxmlformats.org/officeDocument/2006/bibliography"/>
   </ds:schemaRefs>
